--- a/Séance1_Analyse de données (TP magasin informatique).docx
+++ b/Séance1_Analyse de données (TP magasin informatique).docx
@@ -6462,19 +6462,20 @@
               <w:widowControl w:val="false"/>
               <w:ind w:left="801" w:right="0" w:hanging="0"/>
               <w:rPr>
-                <w:b/>
-                <w:b/>
-                <w:bCs/>
                 <w:color w:val="C9211E"/>
               </w:rPr>
             </w:pPr>
             <w:r>
               <w:rPr>
-                <w:b/>
-                <w:bCs/>
                 <w:color w:val="C9211E"/>
               </w:rPr>
-              <w:t>R) Nom, Email, Telephone, Role,Produit, categorie, Prix, Quantité et Date</w:t>
+              <w:t>e-mail, téléphone,rôle produits,catégorie,prix,quantité ,dat</w:t>
+            </w:r>
+            <w:r>
+              <w:rPr>
+                <w:color w:val="C9211E"/>
+              </w:rPr>
+              <w:t>e</w:t>
             </w:r>
           </w:p>
           <w:p>
@@ -6551,39 +6552,174 @@
             <w:pPr>
               <w:pStyle w:val="TableParagraph"/>
               <w:widowControl w:val="false"/>
-              <w:spacing w:before="3" w:after="0"/>
-              <w:rPr>
-                <w:b/>
-                <w:b/>
-                <w:sz w:val="26"/>
-              </w:rPr>
-            </w:pPr>
-            <w:r>
-              <w:rPr>
-                <w:b/>
-                <w:sz w:val="26"/>
-              </w:rPr>
-            </w:r>
-          </w:p>
-          <w:p>
-            <w:pPr>
-              <w:pStyle w:val="TableParagraph"/>
-              <w:widowControl w:val="false"/>
               <w:ind w:left="801" w:right="0" w:hanging="0"/>
               <w:rPr>
-                <w:b/>
-                <w:b/>
-                <w:bCs/>
+                <w:sz w:val="20"/>
+              </w:rPr>
+            </w:pPr>
+            <w:r>
+              <w:rPr>
+                <w:rFonts w:eastAsia="Cambria" w:cs="Cambria"/>
                 <w:color w:val="C9211E"/>
-              </w:rPr>
-            </w:pPr>
-            <w:r>
-              <w:rPr>
-                <w:b/>
-                <w:bCs/>
-                <w:color w:val="C9211E"/>
-              </w:rPr>
-              <w:t>R) Les Noms des clients, employés , les produits, les commandes</w:t>
+                <w:lang w:val="fr-FR" w:eastAsia="en-US" w:bidi="ar-SA"/>
+              </w:rPr>
+              <w:t>Les nom des clients , employe,les produits   , les commandes</w:t>
+            </w:r>
+            <w:r>
+              <w:rPr>
+                <w:rFonts w:eastAsia="Cambria" w:cs="Cambria"/>
+                <w:lang w:val="fr-FR" w:eastAsia="en-US" w:bidi="ar-SA"/>
+              </w:rPr>
+              <w:t xml:space="preserve">  </w:t>
+            </w:r>
+            <w:r>
+              <w:rPr/>
+              <mc:AlternateContent>
+                <mc:Choice Requires="wpg">
+                  <w:drawing>
+                    <wp:inline distT="0" distB="0" distL="114300" distR="114300">
+                      <wp:extent cx="6210300" cy="594360"/>
+                      <wp:effectExtent l="0" t="0" r="0" b="0"/>
+                      <wp:docPr id="11" name=""/>
+                      <a:graphic xmlns:a="http://schemas.openxmlformats.org/drawingml/2006/main">
+                        <a:graphicData uri="http://schemas.microsoft.com/office/word/2010/wordprocessingGroup">
+                          <wpg:wgp>
+                            <wpg:cNvGrpSpPr/>
+                            <wpg:grpSpPr>
+                              <a:xfrm>
+                                <a:off x="0" y="0"/>
+                                <a:ext cx="6209640" cy="593640"/>
+                              </a:xfrm>
+                            </wpg:grpSpPr>
+                            <wps:wsp>
+                              <wps:cNvSpPr/>
+                              <wps:spPr>
+                                <a:xfrm>
+                                  <a:off x="2211840" y="33899400"/>
+                                  <a:ext cx="6210000" cy="594000"/>
+                                </a:xfrm>
+                                <a:custGeom>
+                                  <a:avLst/>
+                                  <a:gdLst/>
+                                  <a:ahLst/>
+                                  <a:rect l="0" t="0" r="r" b="b"/>
+                                  <a:pathLst>
+                                    <a:path w="17250" h="1650">
+                                      <a:moveTo>
+                                        <a:pt x="17230" y="1640"/>
+                                      </a:moveTo>
+                                      <a:lnTo>
+                                        <a:pt x="18" y="1640"/>
+                                      </a:lnTo>
+                                      <a:lnTo>
+                                        <a:pt x="18" y="7"/>
+                                      </a:lnTo>
+                                      <a:lnTo>
+                                        <a:pt x="0" y="7"/>
+                                      </a:lnTo>
+                                      <a:lnTo>
+                                        <a:pt x="0" y="1640"/>
+                                      </a:lnTo>
+                                      <a:lnTo>
+                                        <a:pt x="0" y="1649"/>
+                                      </a:lnTo>
+                                      <a:lnTo>
+                                        <a:pt x="18" y="1649"/>
+                                      </a:lnTo>
+                                      <a:lnTo>
+                                        <a:pt x="17230" y="1649"/>
+                                      </a:lnTo>
+                                      <a:lnTo>
+                                        <a:pt x="17230" y="1640"/>
+                                      </a:lnTo>
+                                      <a:moveTo>
+                                        <a:pt x="17230" y="0"/>
+                                      </a:moveTo>
+                                      <a:lnTo>
+                                        <a:pt x="18" y="0"/>
+                                      </a:lnTo>
+                                      <a:lnTo>
+                                        <a:pt x="0" y="0"/>
+                                      </a:lnTo>
+                                      <a:lnTo>
+                                        <a:pt x="0" y="7"/>
+                                      </a:lnTo>
+                                      <a:lnTo>
+                                        <a:pt x="18" y="7"/>
+                                      </a:lnTo>
+                                      <a:lnTo>
+                                        <a:pt x="17230" y="7"/>
+                                      </a:lnTo>
+                                      <a:lnTo>
+                                        <a:pt x="17230" y="0"/>
+                                      </a:lnTo>
+                                      <a:moveTo>
+                                        <a:pt x="17249" y="7"/>
+                                      </a:moveTo>
+                                      <a:lnTo>
+                                        <a:pt x="17231" y="7"/>
+                                      </a:lnTo>
+                                      <a:lnTo>
+                                        <a:pt x="17231" y="1640"/>
+                                      </a:lnTo>
+                                      <a:lnTo>
+                                        <a:pt x="17231" y="1649"/>
+                                      </a:lnTo>
+                                      <a:lnTo>
+                                        <a:pt x="17249" y="1649"/>
+                                      </a:lnTo>
+                                      <a:lnTo>
+                                        <a:pt x="17249" y="1640"/>
+                                      </a:lnTo>
+                                      <a:lnTo>
+                                        <a:pt x="17249" y="7"/>
+                                      </a:lnTo>
+                                      <a:moveTo>
+                                        <a:pt x="17249" y="0"/>
+                                      </a:moveTo>
+                                      <a:lnTo>
+                                        <a:pt x="17231" y="0"/>
+                                      </a:lnTo>
+                                      <a:lnTo>
+                                        <a:pt x="17231" y="7"/>
+                                      </a:lnTo>
+                                      <a:lnTo>
+                                        <a:pt x="17249" y="7"/>
+                                      </a:lnTo>
+                                      <a:lnTo>
+                                        <a:pt x="17249" y="0"/>
+                                      </a:lnTo>
+                                      <a:close/>
+                                    </a:path>
+                                  </a:pathLst>
+                                </a:custGeom>
+                                <a:solidFill>
+                                  <a:srgbClr val="000000"/>
+                                </a:solidFill>
+                                <a:ln w="0">
+                                  <a:noFill/>
+                                </a:ln>
+                              </wps:spPr>
+                              <wps:bodyPr/>
+                            </wps:wsp>
+                          </wpg:wgp>
+                        </a:graphicData>
+                      </a:graphic>
+                    </wp:inline>
+                  </w:drawing>
+                </mc:Choice>
+                <mc:Fallback>
+                  <w:pict>
+                    <v:group id="shape_0" style="position:absolute;margin-left:0pt;margin-top:-46.8pt;width:488.9pt;height:46.7pt" coordorigin="0,-936" coordsize="9778,934">
+                      <v:shape id="shape_0" fillcolor="black" stroked="f" style="position:absolute;left:0;top:-936;width:9778;height:934;mso-wrap-style:none;v-text-anchor:middle;mso-position-vertical:top">
+                        <v:fill o:detectmouseclick="t" type="solid" color2="white"/>
+                        <v:stroke color="#3465a4" joinstyle="round" endcap="flat"/>
+                        <w10:wrap type="none"/>
+                      </v:shape>
+                    </v:group>
+                  </w:pict>
+                </mc:Fallback>
+              </mc:AlternateContent>
             </w:r>
           </w:p>
           <w:p>
@@ -6758,19 +6894,167 @@
               <w:widowControl w:val="false"/>
               <w:ind w:left="832" w:right="0" w:hanging="0"/>
               <w:rPr>
-                <w:b/>
-                <w:b/>
-                <w:bCs/>
+                <w:sz w:val="20"/>
+              </w:rPr>
+            </w:pPr>
+            <w:r>
+              <w:rPr>
                 <w:color w:val="C9211E"/>
               </w:rPr>
-            </w:pPr>
-            <w:r>
-              <w:rPr>
-                <w:b/>
-                <w:bCs/>
-                <w:color w:val="C9211E"/>
-              </w:rPr>
-              <w:t>R) Plusieurs</w:t>
+              <w:t>Ont a plusieurs  données</w:t>
+            </w:r>
+            <w:r>
+              <w:rPr/>
+              <w:t xml:space="preserve"> </w:t>
+            </w:r>
+            <w:r>
+              <w:rPr/>
+              <mc:AlternateContent>
+                <mc:Choice Requires="wpg">
+                  <w:drawing>
+                    <wp:inline distT="0" distB="0" distL="114300" distR="114300">
+                      <wp:extent cx="6210300" cy="594360"/>
+                      <wp:effectExtent l="0" t="0" r="0" b="0"/>
+                      <wp:docPr id="12" name=""/>
+                      <a:graphic xmlns:a="http://schemas.openxmlformats.org/drawingml/2006/main">
+                        <a:graphicData uri="http://schemas.microsoft.com/office/word/2010/wordprocessingGroup">
+                          <wpg:wgp>
+                            <wpg:cNvGrpSpPr/>
+                            <wpg:grpSpPr>
+                              <a:xfrm>
+                                <a:off x="0" y="0"/>
+                                <a:ext cx="6209640" cy="593640"/>
+                              </a:xfrm>
+                            </wpg:grpSpPr>
+                            <wps:wsp>
+                              <wps:cNvSpPr/>
+                              <wps:spPr>
+                                <a:xfrm>
+                                  <a:off x="2231280" y="34934040"/>
+                                  <a:ext cx="6210000" cy="594000"/>
+                                </a:xfrm>
+                                <a:custGeom>
+                                  <a:avLst/>
+                                  <a:gdLst/>
+                                  <a:ahLst/>
+                                  <a:rect l="0" t="0" r="r" b="b"/>
+                                  <a:pathLst>
+                                    <a:path w="17250" h="1650">
+                                      <a:moveTo>
+                                        <a:pt x="17230" y="1640"/>
+                                      </a:moveTo>
+                                      <a:lnTo>
+                                        <a:pt x="18" y="1640"/>
+                                      </a:lnTo>
+                                      <a:lnTo>
+                                        <a:pt x="18" y="7"/>
+                                      </a:lnTo>
+                                      <a:lnTo>
+                                        <a:pt x="0" y="7"/>
+                                      </a:lnTo>
+                                      <a:lnTo>
+                                        <a:pt x="0" y="1640"/>
+                                      </a:lnTo>
+                                      <a:lnTo>
+                                        <a:pt x="0" y="1649"/>
+                                      </a:lnTo>
+                                      <a:lnTo>
+                                        <a:pt x="18" y="1649"/>
+                                      </a:lnTo>
+                                      <a:lnTo>
+                                        <a:pt x="17230" y="1649"/>
+                                      </a:lnTo>
+                                      <a:lnTo>
+                                        <a:pt x="17230" y="1640"/>
+                                      </a:lnTo>
+                                      <a:moveTo>
+                                        <a:pt x="17230" y="0"/>
+                                      </a:moveTo>
+                                      <a:lnTo>
+                                        <a:pt x="18" y="0"/>
+                                      </a:lnTo>
+                                      <a:lnTo>
+                                        <a:pt x="0" y="0"/>
+                                      </a:lnTo>
+                                      <a:lnTo>
+                                        <a:pt x="0" y="7"/>
+                                      </a:lnTo>
+                                      <a:lnTo>
+                                        <a:pt x="18" y="7"/>
+                                      </a:lnTo>
+                                      <a:lnTo>
+                                        <a:pt x="17230" y="7"/>
+                                      </a:lnTo>
+                                      <a:lnTo>
+                                        <a:pt x="17230" y="0"/>
+                                      </a:lnTo>
+                                      <a:moveTo>
+                                        <a:pt x="17249" y="7"/>
+                                      </a:moveTo>
+                                      <a:lnTo>
+                                        <a:pt x="17231" y="7"/>
+                                      </a:lnTo>
+                                      <a:lnTo>
+                                        <a:pt x="17231" y="1640"/>
+                                      </a:lnTo>
+                                      <a:lnTo>
+                                        <a:pt x="17231" y="1649"/>
+                                      </a:lnTo>
+                                      <a:lnTo>
+                                        <a:pt x="17249" y="1649"/>
+                                      </a:lnTo>
+                                      <a:lnTo>
+                                        <a:pt x="17249" y="1640"/>
+                                      </a:lnTo>
+                                      <a:lnTo>
+                                        <a:pt x="17249" y="7"/>
+                                      </a:lnTo>
+                                      <a:moveTo>
+                                        <a:pt x="17249" y="0"/>
+                                      </a:moveTo>
+                                      <a:lnTo>
+                                        <a:pt x="17231" y="0"/>
+                                      </a:lnTo>
+                                      <a:lnTo>
+                                        <a:pt x="17231" y="7"/>
+                                      </a:lnTo>
+                                      <a:lnTo>
+                                        <a:pt x="17249" y="7"/>
+                                      </a:lnTo>
+                                      <a:lnTo>
+                                        <a:pt x="17249" y="0"/>
+                                      </a:lnTo>
+                                      <a:close/>
+                                    </a:path>
+                                  </a:pathLst>
+                                </a:custGeom>
+                                <a:solidFill>
+                                  <a:srgbClr val="000000"/>
+                                </a:solidFill>
+                                <a:ln w="0">
+                                  <a:noFill/>
+                                </a:ln>
+                              </wps:spPr>
+                              <wps:bodyPr/>
+                            </wps:wsp>
+                          </wpg:wgp>
+                        </a:graphicData>
+                      </a:graphic>
+                    </wp:inline>
+                  </w:drawing>
+                </mc:Choice>
+                <mc:Fallback>
+                  <w:pict>
+                    <v:group id="shape_0" style="position:absolute;margin-left:0pt;margin-top:-46.8pt;width:488.9pt;height:46.7pt" coordorigin="0,-936" coordsize="9778,934">
+                      <v:shape id="shape_0" fillcolor="black" stroked="f" style="position:absolute;left:0;top:-936;width:9778;height:934;mso-wrap-style:none;v-text-anchor:middle;mso-position-vertical:top">
+                        <v:fill o:detectmouseclick="t" type="solid" color2="white"/>
+                        <v:stroke color="#3465a4" joinstyle="round" endcap="flat"/>
+                        <w10:wrap type="none"/>
+                      </v:shape>
+                    </v:group>
+                  </w:pict>
+                </mc:Fallback>
+              </mc:AlternateContent>
             </w:r>
           </w:p>
           <w:p>
@@ -6884,6 +7168,366 @@
                 <w:spacing w:val="-10"/>
                 <w:sz w:val="22"/>
               </w:rPr>
+              <w:t xml:space="preserve">? </w:t>
+            </w:r>
+          </w:p>
+          <w:p>
+            <w:pPr>
+              <w:pStyle w:val="TableParagraph"/>
+              <w:widowControl w:val="false"/>
+              <w:spacing w:before="0" w:after="91"/>
+              <w:ind w:left="833" w:right="0" w:hanging="0"/>
+              <w:rPr>
+                <w:color w:val="C9211E"/>
+              </w:rPr>
+            </w:pPr>
+            <w:r>
+              <w:rPr>
+                <w:color w:val="C9211E"/>
+                <w:spacing w:val="-10"/>
+                <w:sz w:val="22"/>
+              </w:rPr>
+              <w:t>Non se n’est pas bien rangé</w:t>
+            </w:r>
+          </w:p>
+          <w:p>
+            <w:pPr>
+              <w:pStyle w:val="TableParagraph"/>
+              <w:widowControl w:val="false"/>
+              <w:ind w:left="0" w:right="0" w:hanging="0"/>
+              <w:rPr>
+                <w:sz w:val="20"/>
+              </w:rPr>
+            </w:pPr>
+            <w:r>
+              <w:rPr>
+                <w:spacing w:val="-10"/>
+                <w:sz w:val="22"/>
+              </w:rPr>
+              <w:t xml:space="preserve"> </w:t>
+            </w:r>
+          </w:p>
+          <w:p>
+            <w:pPr>
+              <w:pStyle w:val="TableParagraph"/>
+              <w:widowControl w:val="false"/>
+              <w:ind w:left="0" w:right="0" w:hanging="0"/>
+              <w:rPr>
+                <w:sz w:val="20"/>
+              </w:rPr>
+            </w:pPr>
+            <w:r>
+              <w:rPr/>
+              <mc:AlternateContent>
+                <mc:Choice Requires="wpg">
+                  <w:drawing>
+                    <wp:inline distT="0" distB="0" distL="114300" distR="114300">
+                      <wp:extent cx="6209665" cy="594360"/>
+                      <wp:effectExtent l="0" t="0" r="0" b="0"/>
+                      <wp:docPr id="13" name=""/>
+                      <a:graphic xmlns:a="http://schemas.openxmlformats.org/drawingml/2006/main">
+                        <a:graphicData uri="http://schemas.microsoft.com/office/word/2010/wordprocessingGroup">
+                          <wpg:wgp>
+                            <wpg:cNvGrpSpPr/>
+                            <wpg:grpSpPr>
+                              <a:xfrm>
+                                <a:off x="0" y="0"/>
+                                <a:ext cx="6208920" cy="593640"/>
+                              </a:xfrm>
+                            </wpg:grpSpPr>
+                            <wps:wsp>
+                              <wps:cNvSpPr/>
+                              <wps:spPr>
+                                <a:xfrm>
+                                  <a:off x="1703160" y="36286560"/>
+                                  <a:ext cx="6209640" cy="594000"/>
+                                </a:xfrm>
+                                <a:custGeom>
+                                  <a:avLst/>
+                                  <a:gdLst/>
+                                  <a:ahLst/>
+                                  <a:rect l="0" t="0" r="r" b="b"/>
+                                  <a:pathLst>
+                                    <a:path w="17249" h="1650">
+                                      <a:moveTo>
+                                        <a:pt x="17229" y="1640"/>
+                                      </a:moveTo>
+                                      <a:lnTo>
+                                        <a:pt x="17" y="1640"/>
+                                      </a:lnTo>
+                                      <a:lnTo>
+                                        <a:pt x="17" y="7"/>
+                                      </a:lnTo>
+                                      <a:lnTo>
+                                        <a:pt x="0" y="7"/>
+                                      </a:lnTo>
+                                      <a:lnTo>
+                                        <a:pt x="0" y="1640"/>
+                                      </a:lnTo>
+                                      <a:lnTo>
+                                        <a:pt x="0" y="1649"/>
+                                      </a:lnTo>
+                                      <a:lnTo>
+                                        <a:pt x="17" y="1649"/>
+                                      </a:lnTo>
+                                      <a:lnTo>
+                                        <a:pt x="17229" y="1649"/>
+                                      </a:lnTo>
+                                      <a:lnTo>
+                                        <a:pt x="17229" y="1640"/>
+                                      </a:lnTo>
+                                      <a:moveTo>
+                                        <a:pt x="17229" y="0"/>
+                                      </a:moveTo>
+                                      <a:lnTo>
+                                        <a:pt x="17" y="0"/>
+                                      </a:lnTo>
+                                      <a:lnTo>
+                                        <a:pt x="0" y="0"/>
+                                      </a:lnTo>
+                                      <a:lnTo>
+                                        <a:pt x="0" y="7"/>
+                                      </a:lnTo>
+                                      <a:lnTo>
+                                        <a:pt x="17" y="7"/>
+                                      </a:lnTo>
+                                      <a:lnTo>
+                                        <a:pt x="17229" y="7"/>
+                                      </a:lnTo>
+                                      <a:lnTo>
+                                        <a:pt x="17229" y="0"/>
+                                      </a:lnTo>
+                                      <a:moveTo>
+                                        <a:pt x="17248" y="7"/>
+                                      </a:moveTo>
+                                      <a:lnTo>
+                                        <a:pt x="17230" y="7"/>
+                                      </a:lnTo>
+                                      <a:lnTo>
+                                        <a:pt x="17230" y="1640"/>
+                                      </a:lnTo>
+                                      <a:lnTo>
+                                        <a:pt x="17230" y="1649"/>
+                                      </a:lnTo>
+                                      <a:lnTo>
+                                        <a:pt x="17248" y="1649"/>
+                                      </a:lnTo>
+                                      <a:lnTo>
+                                        <a:pt x="17248" y="1640"/>
+                                      </a:lnTo>
+                                      <a:lnTo>
+                                        <a:pt x="17248" y="7"/>
+                                      </a:lnTo>
+                                      <a:moveTo>
+                                        <a:pt x="17248" y="0"/>
+                                      </a:moveTo>
+                                      <a:lnTo>
+                                        <a:pt x="17230" y="0"/>
+                                      </a:lnTo>
+                                      <a:lnTo>
+                                        <a:pt x="17230" y="7"/>
+                                      </a:lnTo>
+                                      <a:lnTo>
+                                        <a:pt x="17248" y="7"/>
+                                      </a:lnTo>
+                                      <a:lnTo>
+                                        <a:pt x="17248" y="0"/>
+                                      </a:lnTo>
+                                      <a:close/>
+                                    </a:path>
+                                  </a:pathLst>
+                                </a:custGeom>
+                                <a:solidFill>
+                                  <a:srgbClr val="000000"/>
+                                </a:solidFill>
+                                <a:ln w="0">
+                                  <a:noFill/>
+                                </a:ln>
+                              </wps:spPr>
+                              <wps:bodyPr/>
+                            </wps:wsp>
+                          </wpg:wgp>
+                        </a:graphicData>
+                      </a:graphic>
+                    </wp:inline>
+                  </w:drawing>
+                </mc:Choice>
+                <mc:Fallback>
+                  <w:pict>
+                    <v:group id="shape_0" style="position:absolute;margin-left:0pt;margin-top:-46.8pt;width:488.85pt;height:46.7pt" coordorigin="0,-936" coordsize="9777,934">
+                      <v:shape id="shape_0" fillcolor="black" stroked="f" style="position:absolute;left:0;top:-936;width:9777;height:934;mso-wrap-style:none;v-text-anchor:middle;mso-position-vertical:top">
+                        <v:fill o:detectmouseclick="t" type="solid" color2="white"/>
+                        <v:stroke color="#3465a4" joinstyle="round" endcap="flat"/>
+                        <w10:wrap type="none"/>
+                      </v:shape>
+                    </v:group>
+                  </w:pict>
+                </mc:Fallback>
+              </mc:AlternateContent>
+            </w:r>
+          </w:p>
+          <w:p>
+            <w:pPr>
+              <w:pStyle w:val="TableParagraph"/>
+              <w:widowControl w:val="false"/>
+              <w:spacing w:before="11" w:after="0"/>
+              <w:rPr>
+                <w:b/>
+                <w:b/>
+                <w:sz w:val="19"/>
+              </w:rPr>
+            </w:pPr>
+            <w:r>
+              <w:rPr>
+                <w:b/>
+                <w:sz w:val="19"/>
+              </w:rPr>
+            </w:r>
+          </w:p>
+          <w:p>
+            <w:pPr>
+              <w:pStyle w:val="TableParagraph"/>
+              <w:widowControl w:val="false"/>
+              <w:ind w:left="833" w:right="0" w:hanging="0"/>
+              <w:rPr>
+                <w:sz w:val="22"/>
+              </w:rPr>
+            </w:pPr>
+            <w:r>
+              <w:rPr>
+                <w:sz w:val="22"/>
+              </w:rPr>
+              <w:t>Est-ce</w:t>
+            </w:r>
+            <w:r>
+              <w:rPr>
+                <w:spacing w:val="-5"/>
+                <w:sz w:val="22"/>
+              </w:rPr>
+              <w:t xml:space="preserve"> </w:t>
+            </w:r>
+            <w:r>
+              <w:rPr>
+                <w:sz w:val="22"/>
+              </w:rPr>
+              <w:t>que</w:t>
+            </w:r>
+            <w:r>
+              <w:rPr>
+                <w:spacing w:val="-3"/>
+                <w:sz w:val="22"/>
+              </w:rPr>
+              <w:t xml:space="preserve"> </w:t>
+            </w:r>
+            <w:r>
+              <w:rPr>
+                <w:sz w:val="22"/>
+              </w:rPr>
+              <w:t>ces</w:t>
+            </w:r>
+            <w:r>
+              <w:rPr>
+                <w:spacing w:val="-3"/>
+                <w:sz w:val="22"/>
+              </w:rPr>
+              <w:t xml:space="preserve"> </w:t>
+            </w:r>
+            <w:r>
+              <w:rPr>
+                <w:sz w:val="22"/>
+              </w:rPr>
+              <w:t>colonnes</w:t>
+            </w:r>
+            <w:r>
+              <w:rPr>
+                <w:spacing w:val="-2"/>
+                <w:sz w:val="22"/>
+              </w:rPr>
+              <w:t xml:space="preserve"> </w:t>
+            </w:r>
+            <w:r>
+              <w:rPr>
+                <w:sz w:val="22"/>
+              </w:rPr>
+              <w:t>parlent</w:t>
+            </w:r>
+            <w:r>
+              <w:rPr>
+                <w:spacing w:val="-3"/>
+                <w:sz w:val="22"/>
+              </w:rPr>
+              <w:t xml:space="preserve"> </w:t>
+            </w:r>
+            <w:r>
+              <w:rPr>
+                <w:sz w:val="22"/>
+              </w:rPr>
+              <w:t>toutes</w:t>
+            </w:r>
+            <w:r>
+              <w:rPr>
+                <w:spacing w:val="-3"/>
+                <w:sz w:val="22"/>
+              </w:rPr>
+              <w:t xml:space="preserve"> </w:t>
+            </w:r>
+            <w:r>
+              <w:rPr>
+                <w:sz w:val="22"/>
+              </w:rPr>
+              <w:t>de</w:t>
+            </w:r>
+            <w:r>
+              <w:rPr>
+                <w:spacing w:val="-3"/>
+                <w:sz w:val="22"/>
+              </w:rPr>
+              <w:t xml:space="preserve"> </w:t>
+            </w:r>
+            <w:r>
+              <w:rPr>
+                <w:sz w:val="22"/>
+              </w:rPr>
+              <w:t>la</w:t>
+            </w:r>
+            <w:r>
+              <w:rPr>
+                <w:spacing w:val="-3"/>
+                <w:sz w:val="22"/>
+              </w:rPr>
+              <w:t xml:space="preserve"> </w:t>
+            </w:r>
+            <w:r>
+              <w:rPr>
+                <w:sz w:val="22"/>
+              </w:rPr>
+              <w:t>même</w:t>
+            </w:r>
+            <w:r>
+              <w:rPr>
+                <w:spacing w:val="-2"/>
+                <w:sz w:val="22"/>
+              </w:rPr>
+              <w:t xml:space="preserve"> </w:t>
+            </w:r>
+            <w:r>
+              <w:rPr>
+                <w:sz w:val="22"/>
+              </w:rPr>
+              <w:t>chose</w:t>
+            </w:r>
+            <w:r>
+              <w:rPr>
+                <w:spacing w:val="-3"/>
+                <w:sz w:val="22"/>
+              </w:rPr>
+              <w:t xml:space="preserve"> </w:t>
+            </w:r>
+            <w:r>
+              <w:rPr>
+                <w:spacing w:val="-10"/>
+                <w:sz w:val="22"/>
+              </w:rPr>
               <w:t>?</w:t>
             </w:r>
           </w:p>
@@ -6891,248 +7535,55 @@
             <w:pPr>
               <w:pStyle w:val="TableParagraph"/>
               <w:widowControl w:val="false"/>
+              <w:rPr>
+                <w:b/>
+                <w:b/>
+                <w:sz w:val="20"/>
+              </w:rPr>
+            </w:pPr>
+            <w:r>
+              <w:rPr>
+                <w:b/>
+                <w:sz w:val="14"/>
+              </w:rPr>
+            </w:r>
+          </w:p>
+          <w:p>
+            <w:pPr>
+              <w:pStyle w:val="TableParagraph"/>
+              <w:widowControl w:val="false"/>
               <w:ind w:left="811" w:right="0" w:hanging="0"/>
               <w:rPr>
-                <w:b/>
-                <w:b/>
-                <w:bCs/>
                 <w:color w:val="C9211E"/>
               </w:rPr>
             </w:pPr>
             <w:r>
               <w:rPr>
-                <w:b/>
-                <w:bCs/>
                 <w:color w:val="C9211E"/>
               </w:rPr>
-              <w:t xml:space="preserve">R) NON. </w:t>
-            </w:r>
-            <w:r>
-              <w:rPr>
-                <w:b/>
-                <w:bCs/>
+              <w:t xml:space="preserve">Oui ils </w:t>
+            </w:r>
+            <w:r>
+              <w:rPr>
                 <w:color w:val="C9211E"/>
-              </w:rPr>
-              <w:t xml:space="preserve">Les données sont mélangées </w:t>
-            </w:r>
-          </w:p>
-          <w:p>
-            <w:pPr>
-              <w:pStyle w:val="TableParagraph"/>
-              <w:widowControl w:val="false"/>
-              <w:spacing w:before="11" w:after="0"/>
-              <w:rPr>
-                <w:b/>
-                <w:b/>
-                <w:sz w:val="19"/>
-              </w:rPr>
-            </w:pPr>
-            <w:r>
-              <w:rPr>
-                <w:b/>
-                <w:sz w:val="19"/>
-              </w:rPr>
-            </w:r>
-          </w:p>
-          <w:p>
-            <w:pPr>
-              <w:pStyle w:val="TableParagraph"/>
-              <w:widowControl w:val="false"/>
-              <w:ind w:left="833" w:right="0" w:hanging="0"/>
-              <w:rPr>
-                <w:sz w:val="22"/>
-              </w:rPr>
-            </w:pPr>
-            <w:r>
-              <w:rPr>
-                <w:sz w:val="22"/>
-              </w:rPr>
-              <w:t>Est-ce</w:t>
-            </w:r>
-            <w:r>
-              <w:rPr>
-                <w:spacing w:val="-5"/>
-                <w:sz w:val="22"/>
-              </w:rPr>
-              <w:t xml:space="preserve"> </w:t>
-            </w:r>
-            <w:r>
-              <w:rPr>
-                <w:sz w:val="22"/>
-              </w:rPr>
-              <w:t>que</w:t>
-            </w:r>
-            <w:r>
-              <w:rPr>
-                <w:spacing w:val="-3"/>
-                <w:sz w:val="22"/>
-              </w:rPr>
-              <w:t xml:space="preserve"> </w:t>
-            </w:r>
-            <w:r>
-              <w:rPr>
-                <w:sz w:val="22"/>
-              </w:rPr>
-              <w:t>ces</w:t>
-            </w:r>
-            <w:r>
-              <w:rPr>
-                <w:spacing w:val="-3"/>
-                <w:sz w:val="22"/>
-              </w:rPr>
-              <w:t xml:space="preserve"> </w:t>
-            </w:r>
-            <w:r>
-              <w:rPr>
-                <w:sz w:val="22"/>
-              </w:rPr>
-              <w:t>colonnes</w:t>
-            </w:r>
-            <w:r>
-              <w:rPr>
-                <w:spacing w:val="-2"/>
-                <w:sz w:val="22"/>
-              </w:rPr>
-              <w:t xml:space="preserve"> </w:t>
-            </w:r>
-            <w:r>
-              <w:rPr>
-                <w:sz w:val="22"/>
-              </w:rPr>
-              <w:t>parlent</w:t>
-            </w:r>
-            <w:r>
-              <w:rPr>
-                <w:spacing w:val="-3"/>
-                <w:sz w:val="22"/>
-              </w:rPr>
-              <w:t xml:space="preserve"> </w:t>
-            </w:r>
-            <w:r>
-              <w:rPr>
-                <w:sz w:val="22"/>
-              </w:rPr>
-              <w:t>toutes</w:t>
-            </w:r>
-            <w:r>
-              <w:rPr>
-                <w:spacing w:val="-3"/>
-                <w:sz w:val="22"/>
-              </w:rPr>
-              <w:t xml:space="preserve"> </w:t>
-            </w:r>
-            <w:r>
-              <w:rPr>
-                <w:sz w:val="22"/>
-              </w:rPr>
-              <w:t>de</w:t>
-            </w:r>
-            <w:r>
-              <w:rPr>
-                <w:spacing w:val="-3"/>
-                <w:sz w:val="22"/>
-              </w:rPr>
-              <w:t xml:space="preserve"> </w:t>
-            </w:r>
-            <w:r>
-              <w:rPr>
-                <w:sz w:val="22"/>
-              </w:rPr>
-              <w:t>la</w:t>
-            </w:r>
-            <w:r>
-              <w:rPr>
-                <w:spacing w:val="-3"/>
-                <w:sz w:val="22"/>
-              </w:rPr>
-              <w:t xml:space="preserve"> </w:t>
-            </w:r>
-            <w:r>
-              <w:rPr>
-                <w:sz w:val="22"/>
-              </w:rPr>
-              <w:t>même</w:t>
-            </w:r>
-            <w:r>
-              <w:rPr>
-                <w:spacing w:val="-2"/>
-                <w:sz w:val="22"/>
-              </w:rPr>
-              <w:t xml:space="preserve"> </w:t>
-            </w:r>
-            <w:r>
-              <w:rPr>
-                <w:sz w:val="22"/>
-              </w:rPr>
-              <w:t>chose</w:t>
-            </w:r>
-            <w:r>
-              <w:rPr>
-                <w:spacing w:val="-3"/>
-                <w:sz w:val="22"/>
-              </w:rPr>
-              <w:t xml:space="preserve"> </w:t>
-            </w:r>
-            <w:r>
-              <w:rPr>
-                <w:spacing w:val="-10"/>
-                <w:sz w:val="22"/>
-              </w:rPr>
-              <w:t>?</w:t>
-            </w:r>
-          </w:p>
-          <w:p>
-            <w:pPr>
-              <w:pStyle w:val="TableParagraph"/>
-              <w:widowControl w:val="false"/>
-              <w:ind w:left="833" w:right="0" w:hanging="0"/>
-              <w:rPr>
-                <w:b/>
-                <w:b/>
-                <w:bCs/>
+                <w:sz w:val="20"/>
+              </w:rPr>
+              <w:t xml:space="preserve">parlent tous de la mêmes choses </w:t>
+            </w:r>
+          </w:p>
+          <w:p>
+            <w:pPr>
+              <w:pStyle w:val="TableParagraph"/>
+              <w:widowControl w:val="false"/>
+              <w:ind w:left="811" w:right="0" w:hanging="0"/>
+              <w:rPr>
+                <w:sz w:val="20"/>
+              </w:rPr>
+            </w:pPr>
+            <w:r>
+              <w:rPr>
                 <w:color w:val="C9211E"/>
               </w:rPr>
-            </w:pPr>
-            <w:r>
-              <w:rPr>
-                <w:b/>
-                <w:bCs/>
-                <w:color w:val="C9211E"/>
-              </w:rPr>
-              <w:t>R) Non. Certaines décrivent les personnes (Clients et Employés) et d’autres produits</w:t>
-            </w:r>
-          </w:p>
-          <w:p>
-            <w:pPr>
-              <w:pStyle w:val="TableParagraph"/>
-              <w:widowControl w:val="false"/>
-              <w:rPr>
-                <w:b/>
-                <w:b/>
-                <w:sz w:val="20"/>
-              </w:rPr>
-            </w:pPr>
-            <w:r>
-              <w:rPr>
-                <w:b/>
-                <w:sz w:val="20"/>
-              </w:rPr>
-            </w:r>
-          </w:p>
-          <w:p>
-            <w:pPr>
-              <w:pStyle w:val="TableParagraph"/>
-              <w:widowControl w:val="false"/>
-              <w:spacing w:before="7" w:after="1"/>
-              <w:rPr>
-                <w:b/>
-                <w:b/>
-                <w:sz w:val="14"/>
-              </w:rPr>
-            </w:pPr>
-            <w:r>
-              <w:rPr/>
-              <w:t xml:space="preserve"> </w:t>
             </w:r>
           </w:p>
           <w:p>
@@ -7141,9 +7592,7 @@
               <w:widowControl w:val="false"/>
               <w:spacing w:before="228" w:after="0"/>
               <w:ind w:left="807" w:right="0" w:hanging="0"/>
-              <w:rPr>
-                <w:sz w:val="22"/>
-              </w:rPr>
+              <w:rPr/>
             </w:pPr>
             <w:r>
               <w:rPr>
@@ -7259,19 +7708,163 @@
               <w:widowControl w:val="false"/>
               <w:ind w:left="786" w:right="0" w:hanging="0"/>
               <w:rPr>
-                <w:b/>
-                <w:b/>
-                <w:bCs/>
+                <w:sz w:val="20"/>
+              </w:rPr>
+            </w:pPr>
+            <w:r>
+              <w:rPr>
                 <w:color w:val="C9211E"/>
               </w:rPr>
-            </w:pPr>
-            <w:r>
-              <w:rPr>
-                <w:b/>
-                <w:bCs/>
-                <w:color w:val="C9211E"/>
-              </w:rPr>
-              <w:t>R) Nom, Email , Telephone, Role</w:t>
+              <w:t>Nom, email,telephones ,role</w:t>
+            </w:r>
+            <w:r>
+              <w:rPr/>
+              <mc:AlternateContent>
+                <mc:Choice Requires="wpg">
+                  <w:drawing>
+                    <wp:inline distT="0" distB="0" distL="114300" distR="114300">
+                      <wp:extent cx="6210300" cy="594360"/>
+                      <wp:effectExtent l="0" t="0" r="0" b="0"/>
+                      <wp:docPr id="14" name=""/>
+                      <a:graphic xmlns:a="http://schemas.openxmlformats.org/drawingml/2006/main">
+                        <a:graphicData uri="http://schemas.microsoft.com/office/word/2010/wordprocessingGroup">
+                          <wpg:wgp>
+                            <wpg:cNvGrpSpPr/>
+                            <wpg:grpSpPr>
+                              <a:xfrm>
+                                <a:off x="0" y="0"/>
+                                <a:ext cx="6209640" cy="593640"/>
+                              </a:xfrm>
+                            </wpg:grpSpPr>
+                            <wps:wsp>
+                              <wps:cNvSpPr/>
+                              <wps:spPr>
+                                <a:xfrm>
+                                  <a:off x="2202120" y="38450520"/>
+                                  <a:ext cx="6210000" cy="594000"/>
+                                </a:xfrm>
+                                <a:custGeom>
+                                  <a:avLst/>
+                                  <a:gdLst/>
+                                  <a:ahLst/>
+                                  <a:rect l="0" t="0" r="r" b="b"/>
+                                  <a:pathLst>
+                                    <a:path w="17250" h="1650">
+                                      <a:moveTo>
+                                        <a:pt x="17230" y="1640"/>
+                                      </a:moveTo>
+                                      <a:lnTo>
+                                        <a:pt x="18" y="1640"/>
+                                      </a:lnTo>
+                                      <a:lnTo>
+                                        <a:pt x="18" y="7"/>
+                                      </a:lnTo>
+                                      <a:lnTo>
+                                        <a:pt x="0" y="7"/>
+                                      </a:lnTo>
+                                      <a:lnTo>
+                                        <a:pt x="0" y="1640"/>
+                                      </a:lnTo>
+                                      <a:lnTo>
+                                        <a:pt x="0" y="1649"/>
+                                      </a:lnTo>
+                                      <a:lnTo>
+                                        <a:pt x="18" y="1649"/>
+                                      </a:lnTo>
+                                      <a:lnTo>
+                                        <a:pt x="17230" y="1649"/>
+                                      </a:lnTo>
+                                      <a:lnTo>
+                                        <a:pt x="17230" y="1640"/>
+                                      </a:lnTo>
+                                      <a:moveTo>
+                                        <a:pt x="17230" y="0"/>
+                                      </a:moveTo>
+                                      <a:lnTo>
+                                        <a:pt x="18" y="0"/>
+                                      </a:lnTo>
+                                      <a:lnTo>
+                                        <a:pt x="0" y="0"/>
+                                      </a:lnTo>
+                                      <a:lnTo>
+                                        <a:pt x="0" y="7"/>
+                                      </a:lnTo>
+                                      <a:lnTo>
+                                        <a:pt x="18" y="7"/>
+                                      </a:lnTo>
+                                      <a:lnTo>
+                                        <a:pt x="17230" y="7"/>
+                                      </a:lnTo>
+                                      <a:lnTo>
+                                        <a:pt x="17230" y="0"/>
+                                      </a:lnTo>
+                                      <a:moveTo>
+                                        <a:pt x="17249" y="7"/>
+                                      </a:moveTo>
+                                      <a:lnTo>
+                                        <a:pt x="17231" y="7"/>
+                                      </a:lnTo>
+                                      <a:lnTo>
+                                        <a:pt x="17231" y="1640"/>
+                                      </a:lnTo>
+                                      <a:lnTo>
+                                        <a:pt x="17231" y="1649"/>
+                                      </a:lnTo>
+                                      <a:lnTo>
+                                        <a:pt x="17249" y="1649"/>
+                                      </a:lnTo>
+                                      <a:lnTo>
+                                        <a:pt x="17249" y="1640"/>
+                                      </a:lnTo>
+                                      <a:lnTo>
+                                        <a:pt x="17249" y="7"/>
+                                      </a:lnTo>
+                                      <a:moveTo>
+                                        <a:pt x="17249" y="0"/>
+                                      </a:moveTo>
+                                      <a:lnTo>
+                                        <a:pt x="17231" y="0"/>
+                                      </a:lnTo>
+                                      <a:lnTo>
+                                        <a:pt x="17231" y="7"/>
+                                      </a:lnTo>
+                                      <a:lnTo>
+                                        <a:pt x="17249" y="7"/>
+                                      </a:lnTo>
+                                      <a:lnTo>
+                                        <a:pt x="17249" y="0"/>
+                                      </a:lnTo>
+                                      <a:close/>
+                                    </a:path>
+                                  </a:pathLst>
+                                </a:custGeom>
+                                <a:solidFill>
+                                  <a:srgbClr val="000000"/>
+                                </a:solidFill>
+                                <a:ln w="0">
+                                  <a:noFill/>
+                                </a:ln>
+                              </wps:spPr>
+                              <wps:bodyPr/>
+                            </wps:wsp>
+                          </wpg:wgp>
+                        </a:graphicData>
+                      </a:graphic>
+                    </wp:inline>
+                  </w:drawing>
+                </mc:Choice>
+                <mc:Fallback>
+                  <w:pict>
+                    <v:group id="shape_0" style="position:absolute;margin-left:0pt;margin-top:-46.8pt;width:488.9pt;height:46.7pt" coordorigin="0,-936" coordsize="9778,934">
+                      <v:shape id="shape_0" fillcolor="black" stroked="f" style="position:absolute;left:0;top:-936;width:9778;height:934;mso-wrap-style:none;v-text-anchor:middle;mso-position-vertical:top">
+                        <v:fill o:detectmouseclick="t" type="solid" color2="white"/>
+                        <v:stroke color="#3465a4" joinstyle="round" endcap="flat"/>
+                        <w10:wrap type="none"/>
+                      </v:shape>
+                    </v:group>
+                  </w:pict>
+                </mc:Fallback>
+              </mc:AlternateContent>
             </w:r>
           </w:p>
           <w:p>
@@ -7350,35 +7943,167 @@
               <w:widowControl w:val="false"/>
               <w:ind w:left="811" w:right="0" w:hanging="0"/>
               <w:rPr>
-                <w:b/>
-                <w:b/>
-                <w:bCs/>
+                <w:sz w:val="20"/>
+              </w:rPr>
+            </w:pPr>
+            <w:r>
+              <w:rPr>
                 <w:color w:val="C9211E"/>
               </w:rPr>
-            </w:pPr>
-            <w:r>
-              <w:rPr>
-                <w:b/>
-                <w:bCs/>
-                <w:color w:val="C9211E"/>
-              </w:rPr>
-              <w:t xml:space="preserve">R) </w:t>
-            </w:r>
-            <w:r>
-              <w:rPr>
-                <w:b/>
-                <w:bCs/>
-                <w:color w:val="C9211E"/>
-              </w:rPr>
-              <w:t xml:space="preserve">Produit, </w:t>
-            </w:r>
-            <w:r>
-              <w:rPr>
-                <w:b/>
-                <w:bCs/>
-                <w:color w:val="C9211E"/>
-              </w:rPr>
-              <w:t>Categorie, Prix</w:t>
+              <w:t>Produits catégorie prix</w:t>
+            </w:r>
+            <w:r>
+              <w:rPr/>
+              <w:t xml:space="preserve"> </w:t>
+            </w:r>
+            <w:r>
+              <w:rPr/>
+              <mc:AlternateContent>
+                <mc:Choice Requires="wpg">
+                  <w:drawing>
+                    <wp:inline distT="0" distB="0" distL="114300" distR="114300">
+                      <wp:extent cx="6209665" cy="594360"/>
+                      <wp:effectExtent l="0" t="0" r="0" b="0"/>
+                      <wp:docPr id="15" name=""/>
+                      <a:graphic xmlns:a="http://schemas.openxmlformats.org/drawingml/2006/main">
+                        <a:graphicData uri="http://schemas.microsoft.com/office/word/2010/wordprocessingGroup">
+                          <wpg:wgp>
+                            <wpg:cNvGrpSpPr/>
+                            <wpg:grpSpPr>
+                              <a:xfrm>
+                                <a:off x="0" y="0"/>
+                                <a:ext cx="6208920" cy="593640"/>
+                              </a:xfrm>
+                            </wpg:grpSpPr>
+                            <wps:wsp>
+                              <wps:cNvSpPr/>
+                              <wps:spPr>
+                                <a:xfrm>
+                                  <a:off x="2217960" y="39429720"/>
+                                  <a:ext cx="6209640" cy="594000"/>
+                                </a:xfrm>
+                                <a:custGeom>
+                                  <a:avLst/>
+                                  <a:gdLst/>
+                                  <a:ahLst/>
+                                  <a:rect l="0" t="0" r="r" b="b"/>
+                                  <a:pathLst>
+                                    <a:path w="17249" h="1650">
+                                      <a:moveTo>
+                                        <a:pt x="17229" y="1640"/>
+                                      </a:moveTo>
+                                      <a:lnTo>
+                                        <a:pt x="17" y="1640"/>
+                                      </a:lnTo>
+                                      <a:lnTo>
+                                        <a:pt x="17" y="7"/>
+                                      </a:lnTo>
+                                      <a:lnTo>
+                                        <a:pt x="0" y="7"/>
+                                      </a:lnTo>
+                                      <a:lnTo>
+                                        <a:pt x="0" y="1640"/>
+                                      </a:lnTo>
+                                      <a:lnTo>
+                                        <a:pt x="0" y="1649"/>
+                                      </a:lnTo>
+                                      <a:lnTo>
+                                        <a:pt x="17" y="1649"/>
+                                      </a:lnTo>
+                                      <a:lnTo>
+                                        <a:pt x="17229" y="1649"/>
+                                      </a:lnTo>
+                                      <a:lnTo>
+                                        <a:pt x="17229" y="1640"/>
+                                      </a:lnTo>
+                                      <a:moveTo>
+                                        <a:pt x="17229" y="0"/>
+                                      </a:moveTo>
+                                      <a:lnTo>
+                                        <a:pt x="17" y="0"/>
+                                      </a:lnTo>
+                                      <a:lnTo>
+                                        <a:pt x="0" y="0"/>
+                                      </a:lnTo>
+                                      <a:lnTo>
+                                        <a:pt x="0" y="7"/>
+                                      </a:lnTo>
+                                      <a:lnTo>
+                                        <a:pt x="17" y="7"/>
+                                      </a:lnTo>
+                                      <a:lnTo>
+                                        <a:pt x="17229" y="7"/>
+                                      </a:lnTo>
+                                      <a:lnTo>
+                                        <a:pt x="17229" y="0"/>
+                                      </a:lnTo>
+                                      <a:moveTo>
+                                        <a:pt x="17248" y="7"/>
+                                      </a:moveTo>
+                                      <a:lnTo>
+                                        <a:pt x="17230" y="7"/>
+                                      </a:lnTo>
+                                      <a:lnTo>
+                                        <a:pt x="17230" y="1640"/>
+                                      </a:lnTo>
+                                      <a:lnTo>
+                                        <a:pt x="17230" y="1649"/>
+                                      </a:lnTo>
+                                      <a:lnTo>
+                                        <a:pt x="17248" y="1649"/>
+                                      </a:lnTo>
+                                      <a:lnTo>
+                                        <a:pt x="17248" y="1640"/>
+                                      </a:lnTo>
+                                      <a:lnTo>
+                                        <a:pt x="17248" y="7"/>
+                                      </a:lnTo>
+                                      <a:moveTo>
+                                        <a:pt x="17248" y="0"/>
+                                      </a:moveTo>
+                                      <a:lnTo>
+                                        <a:pt x="17230" y="0"/>
+                                      </a:lnTo>
+                                      <a:lnTo>
+                                        <a:pt x="17230" y="7"/>
+                                      </a:lnTo>
+                                      <a:lnTo>
+                                        <a:pt x="17248" y="7"/>
+                                      </a:lnTo>
+                                      <a:lnTo>
+                                        <a:pt x="17248" y="0"/>
+                                      </a:lnTo>
+                                      <a:close/>
+                                    </a:path>
+                                  </a:pathLst>
+                                </a:custGeom>
+                                <a:solidFill>
+                                  <a:srgbClr val="000000"/>
+                                </a:solidFill>
+                                <a:ln w="0">
+                                  <a:noFill/>
+                                </a:ln>
+                              </wps:spPr>
+                              <wps:bodyPr/>
+                            </wps:wsp>
+                          </wpg:wgp>
+                        </a:graphicData>
+                      </a:graphic>
+                    </wp:inline>
+                  </w:drawing>
+                </mc:Choice>
+                <mc:Fallback>
+                  <w:pict>
+                    <v:group id="shape_0" style="position:absolute;margin-left:0pt;margin-top:-46.8pt;width:488.85pt;height:46.7pt" coordorigin="0,-936" coordsize="9777,934">
+                      <v:shape id="shape_0" fillcolor="black" stroked="f" style="position:absolute;left:0;top:-936;width:9777;height:934;mso-wrap-style:none;v-text-anchor:middle;mso-position-vertical:top">
+                        <v:fill o:detectmouseclick="t" type="solid" color2="white"/>
+                        <v:stroke color="#3465a4" joinstyle="round" endcap="flat"/>
+                        <w10:wrap type="none"/>
+                      </v:shape>
+                    </v:group>
+                  </w:pict>
+                </mc:Fallback>
+              </mc:AlternateContent>
             </w:r>
           </w:p>
           <w:p>
@@ -7475,39 +8200,6 @@
                 <w:sz w:val="28"/>
               </w:rPr>
               <w:t>4</w:t>
-            </w:r>
-          </w:p>
-        </w:tc>
-      </w:tr>
-      <w:tr>
-        <w:trPr>
-          <w:trHeight w:val="13915" w:hRule="atLeast"/>
-        </w:trPr>
-        <w:tc>
-          <w:tcPr>
-            <w:tcW w:w="11273" w:type="dxa"/>
-            <w:gridSpan w:val="3"/>
-            <w:tcBorders>
-              <w:left w:val="single" w:sz="4" w:space="0" w:color="000000"/>
-              <w:bottom w:val="single" w:sz="4" w:space="0" w:color="000000"/>
-              <w:right w:val="single" w:sz="4" w:space="0" w:color="000000"/>
-            </w:tcBorders>
-          </w:tcPr>
-          <w:p>
-            <w:pPr>
-              <w:pStyle w:val="TableParagraph"/>
-              <w:widowControl w:val="false"/>
-              <w:rPr>
-                <w:b/>
-                <w:b/>
-                <w:sz w:val="26"/>
-              </w:rPr>
-            </w:pPr>
-            <w:r>
-              <w:rPr>
-                <w:b/>
-                <w:sz w:val="26"/>
-              </w:rPr>
             </w:r>
           </w:p>
         </w:tc>
@@ -7547,7 +8239,7 @@
                 <wp:extent cx="6985" cy="3175"/>
                 <wp:effectExtent l="0" t="0" r="0" b="0"/>
                 <wp:wrapNone/>
-                <wp:docPr id="12" name=""/>
+                <wp:docPr id="17" name=""/>
                 <a:graphic xmlns:a="http://schemas.openxmlformats.org/drawingml/2006/main">
                   <a:graphicData uri="http://schemas.microsoft.com/office/word/2010/wordprocessingShape">
                     <wps:wsp>
@@ -7602,7 +8294,7 @@
                 <wp:extent cx="6985" cy="3175"/>
                 <wp:effectExtent l="0" t="0" r="0" b="0"/>
                 <wp:wrapNone/>
-                <wp:docPr id="13" name=""/>
+                <wp:docPr id="18" name=""/>
                 <a:graphic xmlns:a="http://schemas.openxmlformats.org/drawingml/2006/main">
                   <a:graphicData uri="http://schemas.microsoft.com/office/word/2010/wordprocessingShape">
                     <wps:wsp>
@@ -7657,7 +8349,7 @@
                 <wp:extent cx="6985" cy="3175"/>
                 <wp:effectExtent l="0" t="0" r="0" b="0"/>
                 <wp:wrapNone/>
-                <wp:docPr id="14" name=""/>
+                <wp:docPr id="19" name=""/>
                 <a:graphic xmlns:a="http://schemas.openxmlformats.org/drawingml/2006/main">
                   <a:graphicData uri="http://schemas.microsoft.com/office/word/2010/wordprocessingShape">
                     <wps:wsp>
@@ -7712,7 +8404,7 @@
                 <wp:extent cx="6985" cy="3175"/>
                 <wp:effectExtent l="0" t="0" r="0" b="0"/>
                 <wp:wrapNone/>
-                <wp:docPr id="15" name=""/>
+                <wp:docPr id="20" name=""/>
                 <a:graphic xmlns:a="http://schemas.openxmlformats.org/drawingml/2006/main">
                   <a:graphicData uri="http://schemas.microsoft.com/office/word/2010/wordprocessingShape">
                     <wps:wsp>
@@ -7767,7 +8459,7 @@
                 <wp:extent cx="6985" cy="3175"/>
                 <wp:effectExtent l="0" t="0" r="0" b="0"/>
                 <wp:wrapNone/>
-                <wp:docPr id="16" name=""/>
+                <wp:docPr id="21" name=""/>
                 <a:graphic xmlns:a="http://schemas.openxmlformats.org/drawingml/2006/main">
                   <a:graphicData uri="http://schemas.microsoft.com/office/word/2010/wordprocessingShape">
                     <wps:wsp>
@@ -7822,7 +8514,7 @@
                 <wp:extent cx="6985" cy="3175"/>
                 <wp:effectExtent l="0" t="0" r="0" b="0"/>
                 <wp:wrapNone/>
-                <wp:docPr id="17" name=""/>
+                <wp:docPr id="22" name=""/>
                 <a:graphic xmlns:a="http://schemas.openxmlformats.org/drawingml/2006/main">
                   <a:graphicData uri="http://schemas.microsoft.com/office/word/2010/wordprocessingShape">
                     <wps:wsp>
@@ -7959,7 +8651,7 @@
                 <wp:inline distT="0" distB="0" distL="0" distR="0">
                   <wp:extent cx="1537970" cy="514350"/>
                   <wp:effectExtent l="0" t="0" r="0" b="0"/>
-                  <wp:docPr id="18" name="Image3" descr=""/>
+                  <wp:docPr id="23" name="Image3" descr=""/>
                   <wp:cNvGraphicFramePr>
                     <a:graphicFrameLocks xmlns:a="http://schemas.openxmlformats.org/drawingml/2006/main" noChangeAspect="1"/>
                   </wp:cNvGraphicFramePr>
@@ -7967,7 +8659,7 @@
                     <a:graphicData uri="http://schemas.openxmlformats.org/drawingml/2006/picture">
                       <pic:pic xmlns:pic="http://schemas.openxmlformats.org/drawingml/2006/picture">
                         <pic:nvPicPr>
-                          <pic:cNvPr id="18" name="Image3" descr=""/>
+                          <pic:cNvPr id="23" name="Image3" descr=""/>
                           <pic:cNvPicPr>
                             <a:picLocks noChangeAspect="1" noChangeArrowheads="1"/>
                           </pic:cNvPicPr>
@@ -8290,165 +8982,26 @@
             <w:pPr>
               <w:pStyle w:val="TableParagraph"/>
               <w:widowControl w:val="false"/>
-              <w:ind w:left="811" w:right="0" w:hanging="0"/>
+              <w:ind w:left="839" w:right="0" w:hanging="0"/>
               <w:rPr>
                 <w:sz w:val="20"/>
               </w:rPr>
             </w:pPr>
             <w:r>
               <w:rPr>
-                <w:b/>
-                <w:bCs/>
                 <w:color w:val="C9211E"/>
               </w:rPr>
-              <w:t>Quantite, Date</w:t>
-            </w:r>
-          </w:p>
-          <w:p>
-            <w:pPr>
-              <w:pStyle w:val="TableParagraph"/>
-              <w:widowControl w:val="false"/>
-              <w:spacing w:before="194" w:after="0"/>
-              <w:ind w:left="845" w:right="0" w:hanging="0"/>
-              <w:rPr>
-                <w:sz w:val="22"/>
-              </w:rPr>
-            </w:pPr>
-            <w:r>
-              <w:rPr>
-                <w:sz w:val="22"/>
-              </w:rPr>
-              <w:t>Cherchez</w:t>
-            </w:r>
-            <w:r>
-              <w:rPr>
-                <w:spacing w:val="-3"/>
-                <w:sz w:val="22"/>
-              </w:rPr>
-              <w:t xml:space="preserve"> </w:t>
-            </w:r>
-            <w:r>
-              <w:rPr>
-                <w:sz w:val="22"/>
-              </w:rPr>
-              <w:t>maintenant</w:t>
-            </w:r>
-            <w:r>
-              <w:rPr>
-                <w:spacing w:val="-3"/>
-                <w:sz w:val="22"/>
-              </w:rPr>
-              <w:t xml:space="preserve"> </w:t>
-            </w:r>
-            <w:r>
-              <w:rPr>
-                <w:sz w:val="22"/>
-              </w:rPr>
-              <w:t>si</w:t>
-            </w:r>
-            <w:r>
-              <w:rPr>
-                <w:spacing w:val="-3"/>
-                <w:sz w:val="22"/>
-              </w:rPr>
-              <w:t xml:space="preserve"> </w:t>
-            </w:r>
-            <w:r>
-              <w:rPr>
-                <w:sz w:val="22"/>
-              </w:rPr>
-              <w:t>certaines</w:t>
-            </w:r>
-            <w:r>
-              <w:rPr>
-                <w:spacing w:val="-3"/>
-                <w:sz w:val="22"/>
-              </w:rPr>
-              <w:t xml:space="preserve"> </w:t>
-            </w:r>
-            <w:r>
-              <w:rPr>
-                <w:sz w:val="22"/>
-              </w:rPr>
-              <w:t>informations</w:t>
-            </w:r>
-            <w:r>
-              <w:rPr>
-                <w:spacing w:val="-3"/>
-                <w:sz w:val="22"/>
-              </w:rPr>
-              <w:t xml:space="preserve"> </w:t>
-            </w:r>
-            <w:r>
-              <w:rPr>
-                <w:sz w:val="22"/>
-              </w:rPr>
-              <w:t>reviennent</w:t>
-            </w:r>
-            <w:r>
-              <w:rPr>
-                <w:spacing w:val="-2"/>
-                <w:sz w:val="22"/>
-              </w:rPr>
-              <w:t xml:space="preserve"> </w:t>
-            </w:r>
-            <w:r>
-              <w:rPr>
-                <w:sz w:val="22"/>
-              </w:rPr>
-              <w:t>plusieurs</w:t>
-            </w:r>
-            <w:r>
-              <w:rPr>
-                <w:spacing w:val="-3"/>
-                <w:sz w:val="22"/>
-              </w:rPr>
-              <w:t xml:space="preserve"> </w:t>
-            </w:r>
-            <w:r>
-              <w:rPr>
-                <w:spacing w:val="-2"/>
-                <w:sz w:val="22"/>
-              </w:rPr>
-              <w:t>fois.</w:t>
-            </w:r>
-          </w:p>
-          <w:p>
-            <w:pPr>
-              <w:pStyle w:val="TableParagraph"/>
-              <w:widowControl w:val="false"/>
-              <w:spacing w:before="2" w:after="0"/>
-              <w:rPr>
-                <w:b/>
-                <w:b/>
-                <w:sz w:val="21"/>
-              </w:rPr>
-            </w:pPr>
-            <w:r>
-              <w:rPr>
-                <w:b/>
-                <w:sz w:val="21"/>
-              </w:rPr>
-            </w:r>
-          </w:p>
-          <w:p>
-            <w:pPr>
-              <w:pStyle w:val="TableParagraph"/>
-              <w:widowControl w:val="false"/>
-              <w:ind w:left="833" w:right="0" w:hanging="0"/>
-              <w:rPr>
-                <w:sz w:val="20"/>
-              </w:rPr>
-            </w:pPr>
+              <w:t>Quantité date</w:t>
+            </w:r>
             <w:r>
               <w:rPr/>
               <mc:AlternateContent>
                 <mc:Choice Requires="wpg">
                   <w:drawing>
                     <wp:inline distT="0" distB="0" distL="114300" distR="114300">
-                      <wp:extent cx="6198235" cy="2094230"/>
+                      <wp:extent cx="6209665" cy="594360"/>
                       <wp:effectExtent l="0" t="0" r="0" b="0"/>
-                      <wp:docPr id="19" name=""/>
+                      <wp:docPr id="24" name=""/>
                       <a:graphic xmlns:a="http://schemas.openxmlformats.org/drawingml/2006/main">
                         <a:graphicData uri="http://schemas.microsoft.com/office/word/2010/wordprocessingGroup">
                           <wpg:wgp>
@@ -8456,15 +9009,15 @@
                             <wpg:grpSpPr>
                               <a:xfrm>
                                 <a:off x="0" y="0"/>
-                                <a:ext cx="6197760" cy="2093760"/>
+                                <a:ext cx="6208920" cy="593640"/>
                               </a:xfrm>
                             </wpg:grpSpPr>
                             <wps:wsp>
                               <wps:cNvSpPr/>
                               <wps:spPr>
                                 <a:xfrm>
-                                  <a:off x="2232000" y="53011800"/>
-                                  <a:ext cx="6197760" cy="2094120"/>
+                                  <a:off x="2235960" y="42920280"/>
+                                  <a:ext cx="6209640" cy="594000"/>
                                 </a:xfrm>
                                 <a:custGeom>
                                   <a:avLst/>
@@ -8472,90 +9025,105 @@
                                   <a:ahLst/>
                                   <a:rect l="0" t="0" r="r" b="b"/>
                                   <a:pathLst>
-                                    <a:path w="17216" h="5817">
+                                    <a:path w="17249" h="1650">
                                       <a:moveTo>
-                                        <a:pt x="17196" y="5790"/>
+                                        <a:pt x="498" y="206"/>
                                       </a:moveTo>
                                       <a:lnTo>
-                                        <a:pt x="17" y="5790"/>
-                                      </a:lnTo>
-                                      <a:lnTo>
-                                        <a:pt x="17" y="26"/>
-                                      </a:lnTo>
-                                      <a:lnTo>
-                                        <a:pt x="0" y="26"/>
-                                      </a:lnTo>
-                                      <a:lnTo>
-                                        <a:pt x="0" y="5790"/>
-                                      </a:lnTo>
-                                      <a:lnTo>
-                                        <a:pt x="0" y="5816"/>
-                                      </a:lnTo>
-                                      <a:lnTo>
-                                        <a:pt x="17" y="5816"/>
-                                      </a:lnTo>
-                                      <a:lnTo>
-                                        <a:pt x="17196" y="5816"/>
-                                      </a:lnTo>
-                                      <a:lnTo>
-                                        <a:pt x="17196" y="5790"/>
+                                        <a:pt x="481" y="206"/>
+                                      </a:lnTo>
+                                      <a:lnTo>
+                                        <a:pt x="481" y="213"/>
+                                      </a:lnTo>
+                                      <a:lnTo>
+                                        <a:pt x="498" y="213"/>
+                                      </a:lnTo>
+                                      <a:lnTo>
+                                        <a:pt x="498" y="206"/>
                                       </a:lnTo>
                                       <a:moveTo>
-                                        <a:pt x="17196" y="0"/>
+                                        <a:pt x="17229" y="1640"/>
                                       </a:moveTo>
                                       <a:lnTo>
+                                        <a:pt x="17" y="1640"/>
+                                      </a:lnTo>
+                                      <a:lnTo>
+                                        <a:pt x="17" y="7"/>
+                                      </a:lnTo>
+                                      <a:lnTo>
+                                        <a:pt x="0" y="7"/>
+                                      </a:lnTo>
+                                      <a:lnTo>
+                                        <a:pt x="0" y="1640"/>
+                                      </a:lnTo>
+                                      <a:lnTo>
+                                        <a:pt x="0" y="1649"/>
+                                      </a:lnTo>
+                                      <a:lnTo>
+                                        <a:pt x="17" y="1649"/>
+                                      </a:lnTo>
+                                      <a:lnTo>
+                                        <a:pt x="17229" y="1649"/>
+                                      </a:lnTo>
+                                      <a:lnTo>
+                                        <a:pt x="17229" y="1640"/>
+                                      </a:lnTo>
+                                      <a:moveTo>
+                                        <a:pt x="17229" y="0"/>
+                                      </a:moveTo>
+                                      <a:lnTo>
                                         <a:pt x="17" y="0"/>
                                       </a:lnTo>
                                       <a:lnTo>
                                         <a:pt x="0" y="0"/>
                                       </a:lnTo>
                                       <a:lnTo>
-                                        <a:pt x="0" y="26"/>
-                                      </a:lnTo>
-                                      <a:lnTo>
-                                        <a:pt x="17" y="26"/>
-                                      </a:lnTo>
-                                      <a:lnTo>
-                                        <a:pt x="17196" y="26"/>
-                                      </a:lnTo>
-                                      <a:lnTo>
-                                        <a:pt x="17196" y="0"/>
+                                        <a:pt x="0" y="7"/>
+                                      </a:lnTo>
+                                      <a:lnTo>
+                                        <a:pt x="17" y="7"/>
+                                      </a:lnTo>
+                                      <a:lnTo>
+                                        <a:pt x="17229" y="7"/>
+                                      </a:lnTo>
+                                      <a:lnTo>
+                                        <a:pt x="17229" y="0"/>
                                       </a:lnTo>
                                       <a:moveTo>
-                                        <a:pt x="17215" y="26"/>
+                                        <a:pt x="17248" y="7"/>
                                       </a:moveTo>
                                       <a:lnTo>
-                                        <a:pt x="17196" y="26"/>
-                                      </a:lnTo>
-                                      <a:lnTo>
-                                        <a:pt x="17196" y="5790"/>
-                                      </a:lnTo>
-                                      <a:lnTo>
-                                        <a:pt x="17196" y="5816"/>
-                                      </a:lnTo>
-                                      <a:lnTo>
-                                        <a:pt x="17215" y="5816"/>
-                                      </a:lnTo>
-                                      <a:lnTo>
-                                        <a:pt x="17215" y="5790"/>
-                                      </a:lnTo>
-                                      <a:lnTo>
-                                        <a:pt x="17215" y="26"/>
+                                        <a:pt x="17230" y="7"/>
+                                      </a:lnTo>
+                                      <a:lnTo>
+                                        <a:pt x="17230" y="1640"/>
+                                      </a:lnTo>
+                                      <a:lnTo>
+                                        <a:pt x="17230" y="1649"/>
+                                      </a:lnTo>
+                                      <a:lnTo>
+                                        <a:pt x="17248" y="1649"/>
+                                      </a:lnTo>
+                                      <a:lnTo>
+                                        <a:pt x="17248" y="1640"/>
+                                      </a:lnTo>
+                                      <a:lnTo>
+                                        <a:pt x="17248" y="7"/>
                                       </a:lnTo>
                                       <a:moveTo>
-                                        <a:pt x="17215" y="0"/>
+                                        <a:pt x="17248" y="0"/>
                                       </a:moveTo>
                                       <a:lnTo>
-                                        <a:pt x="17196" y="0"/>
-                                      </a:lnTo>
-                                      <a:lnTo>
-                                        <a:pt x="17196" y="26"/>
-                                      </a:lnTo>
-                                      <a:lnTo>
-                                        <a:pt x="17215" y="26"/>
-                                      </a:lnTo>
-                                      <a:lnTo>
-                                        <a:pt x="17215" y="0"/>
+                                        <a:pt x="17230" y="0"/>
+                                      </a:lnTo>
+                                      <a:lnTo>
+                                        <a:pt x="17230" y="7"/>
+                                      </a:lnTo>
+                                      <a:lnTo>
+                                        <a:pt x="17248" y="7"/>
+                                      </a:lnTo>
+                                      <a:lnTo>
+                                        <a:pt x="17248" y="0"/>
                                       </a:lnTo>
                                       <a:close/>
                                     </a:path>
@@ -8578,8 +9146,8 @@
                 </mc:Choice>
                 <mc:Fallback>
                   <w:pict>
-                    <v:group id="shape_0" style="position:absolute;margin-left:0pt;margin-top:-164.9pt;width:487.95pt;height:164.8pt" coordorigin="0,-3298" coordsize="9759,3296">
-                      <v:shape id="shape_0" fillcolor="black" stroked="f" style="position:absolute;left:0;top:-3298;width:9759;height:3296;mso-wrap-style:none;v-text-anchor:middle;mso-position-vertical:top">
+                    <v:group id="shape_0" style="position:absolute;margin-left:0pt;margin-top:-46.8pt;width:488.85pt;height:46.7pt" coordorigin="0,-936" coordsize="9777,934">
+                      <v:shape id="shape_0" fillcolor="black" stroked="f" style="position:absolute;left:0;top:-936;width:9777;height:934;mso-wrap-style:none;v-text-anchor:middle;mso-position-vertical:top">
                         <v:fill o:detectmouseclick="t" type="solid" color2="white"/>
                         <v:stroke color="#3465a4" joinstyle="round" endcap="flat"/>
                         <w10:wrap type="none"/>
@@ -8594,6 +9162,146 @@
             <w:pPr>
               <w:pStyle w:val="TableParagraph"/>
               <w:widowControl w:val="false"/>
+              <w:spacing w:before="194" w:after="0"/>
+              <w:ind w:left="845" w:right="0" w:hanging="0"/>
+              <w:rPr>
+                <w:sz w:val="22"/>
+              </w:rPr>
+            </w:pPr>
+            <w:r>
+              <w:rPr>
+                <w:sz w:val="22"/>
+              </w:rPr>
+              <w:t>Cherchez</w:t>
+            </w:r>
+            <w:r>
+              <w:rPr>
+                <w:spacing w:val="-3"/>
+                <w:sz w:val="22"/>
+              </w:rPr>
+              <w:t xml:space="preserve"> </w:t>
+            </w:r>
+            <w:r>
+              <w:rPr>
+                <w:sz w:val="22"/>
+              </w:rPr>
+              <w:t>maintenant</w:t>
+            </w:r>
+            <w:r>
+              <w:rPr>
+                <w:spacing w:val="-3"/>
+                <w:sz w:val="22"/>
+              </w:rPr>
+              <w:t xml:space="preserve"> </w:t>
+            </w:r>
+            <w:r>
+              <w:rPr>
+                <w:sz w:val="22"/>
+              </w:rPr>
+              <w:t>si</w:t>
+            </w:r>
+            <w:r>
+              <w:rPr>
+                <w:spacing w:val="-3"/>
+                <w:sz w:val="22"/>
+              </w:rPr>
+              <w:t xml:space="preserve"> </w:t>
+            </w:r>
+            <w:r>
+              <w:rPr>
+                <w:sz w:val="22"/>
+              </w:rPr>
+              <w:t>certaines</w:t>
+            </w:r>
+            <w:r>
+              <w:rPr>
+                <w:spacing w:val="-3"/>
+                <w:sz w:val="22"/>
+              </w:rPr>
+              <w:t xml:space="preserve"> </w:t>
+            </w:r>
+            <w:r>
+              <w:rPr>
+                <w:sz w:val="22"/>
+              </w:rPr>
+              <w:t>informations</w:t>
+            </w:r>
+            <w:r>
+              <w:rPr>
+                <w:spacing w:val="-3"/>
+                <w:sz w:val="22"/>
+              </w:rPr>
+              <w:t xml:space="preserve"> </w:t>
+            </w:r>
+            <w:r>
+              <w:rPr>
+                <w:sz w:val="22"/>
+              </w:rPr>
+              <w:t>reviennent</w:t>
+            </w:r>
+            <w:r>
+              <w:rPr>
+                <w:spacing w:val="-2"/>
+                <w:sz w:val="22"/>
+              </w:rPr>
+              <w:t xml:space="preserve"> </w:t>
+            </w:r>
+            <w:r>
+              <w:rPr>
+                <w:sz w:val="22"/>
+              </w:rPr>
+              <w:t>plusieurs</w:t>
+            </w:r>
+            <w:r>
+              <w:rPr>
+                <w:spacing w:val="-3"/>
+                <w:sz w:val="22"/>
+              </w:rPr>
+              <w:t xml:space="preserve"> </w:t>
+            </w:r>
+            <w:r>
+              <w:rPr>
+                <w:spacing w:val="-2"/>
+                <w:sz w:val="22"/>
+              </w:rPr>
+              <w:t>fois.</w:t>
+            </w:r>
+          </w:p>
+          <w:p>
+            <w:pPr>
+              <w:pStyle w:val="TableParagraph"/>
+              <w:widowControl w:val="false"/>
+              <w:spacing w:before="2" w:after="0"/>
+              <w:rPr>
+                <w:b/>
+                <w:b/>
+                <w:sz w:val="21"/>
+              </w:rPr>
+            </w:pPr>
+            <w:r>
+              <w:rPr>
+                <w:b/>
+                <w:sz w:val="21"/>
+              </w:rPr>
+            </w:r>
+          </w:p>
+          <w:p>
+            <w:pPr>
+              <w:pStyle w:val="TableParagraph"/>
+              <w:widowControl w:val="false"/>
+              <w:ind w:left="833" w:right="0" w:hanging="0"/>
+              <w:rPr>
+                <w:sz w:val="20"/>
+              </w:rPr>
+            </w:pPr>
+            <w:r>
+              <w:rPr/>
+            </w:r>
+          </w:p>
+          <w:p>
+            <w:pPr>
+              <w:pStyle w:val="TableParagraph"/>
+              <w:widowControl w:val="false"/>
               <w:rPr>
                 <w:b/>
                 <w:b/>
@@ -8748,19 +9456,178 @@
               <w:widowControl w:val="false"/>
               <w:ind w:left="870" w:right="0" w:hanging="0"/>
               <w:rPr>
-                <w:b/>
-                <w:b/>
-                <w:bCs/>
+                <w:sz w:val="20"/>
+              </w:rPr>
+            </w:pPr>
+            <w:r>
+              <w:rPr>
                 <w:color w:val="C9211E"/>
               </w:rPr>
-            </w:pPr>
-            <w:r>
-              <w:rPr>
-                <w:b/>
-                <w:bCs/>
-                <w:color w:val="C9211E"/>
-              </w:rPr>
-              <w:t>R) Non</w:t>
+              <w:t>non</w:t>
+            </w:r>
+            <w:r>
+              <w:rPr/>
+              <mc:AlternateContent>
+                <mc:Choice Requires="wpg">
+                  <w:drawing>
+                    <wp:inline distT="0" distB="0" distL="114300" distR="114300">
+                      <wp:extent cx="6209665" cy="594360"/>
+                      <wp:effectExtent l="0" t="0" r="0" b="0"/>
+                      <wp:docPr id="25" name=""/>
+                      <a:graphic xmlns:a="http://schemas.openxmlformats.org/drawingml/2006/main">
+                        <a:graphicData uri="http://schemas.microsoft.com/office/word/2010/wordprocessingGroup">
+                          <wpg:wgp>
+                            <wpg:cNvGrpSpPr/>
+                            <wpg:grpSpPr>
+                              <a:xfrm>
+                                <a:off x="0" y="0"/>
+                                <a:ext cx="6208920" cy="593640"/>
+                              </a:xfrm>
+                            </wpg:grpSpPr>
+                            <wps:wsp>
+                              <wps:cNvSpPr/>
+                              <wps:spPr>
+                                <a:xfrm>
+                                  <a:off x="2255400" y="44753040"/>
+                                  <a:ext cx="6209640" cy="594000"/>
+                                </a:xfrm>
+                                <a:custGeom>
+                                  <a:avLst/>
+                                  <a:gdLst/>
+                                  <a:ahLst/>
+                                  <a:rect l="0" t="0" r="r" b="b"/>
+                                  <a:pathLst>
+                                    <a:path w="17249" h="1650">
+                                      <a:moveTo>
+                                        <a:pt x="498" y="206"/>
+                                      </a:moveTo>
+                                      <a:lnTo>
+                                        <a:pt x="481" y="206"/>
+                                      </a:lnTo>
+                                      <a:lnTo>
+                                        <a:pt x="481" y="213"/>
+                                      </a:lnTo>
+                                      <a:lnTo>
+                                        <a:pt x="498" y="213"/>
+                                      </a:lnTo>
+                                      <a:lnTo>
+                                        <a:pt x="498" y="206"/>
+                                      </a:lnTo>
+                                      <a:moveTo>
+                                        <a:pt x="17229" y="1640"/>
+                                      </a:moveTo>
+                                      <a:lnTo>
+                                        <a:pt x="17" y="1640"/>
+                                      </a:lnTo>
+                                      <a:lnTo>
+                                        <a:pt x="17" y="7"/>
+                                      </a:lnTo>
+                                      <a:lnTo>
+                                        <a:pt x="0" y="7"/>
+                                      </a:lnTo>
+                                      <a:lnTo>
+                                        <a:pt x="0" y="1640"/>
+                                      </a:lnTo>
+                                      <a:lnTo>
+                                        <a:pt x="0" y="1649"/>
+                                      </a:lnTo>
+                                      <a:lnTo>
+                                        <a:pt x="17" y="1649"/>
+                                      </a:lnTo>
+                                      <a:lnTo>
+                                        <a:pt x="17229" y="1649"/>
+                                      </a:lnTo>
+                                      <a:lnTo>
+                                        <a:pt x="17229" y="1640"/>
+                                      </a:lnTo>
+                                      <a:moveTo>
+                                        <a:pt x="17229" y="0"/>
+                                      </a:moveTo>
+                                      <a:lnTo>
+                                        <a:pt x="17" y="0"/>
+                                      </a:lnTo>
+                                      <a:lnTo>
+                                        <a:pt x="0" y="0"/>
+                                      </a:lnTo>
+                                      <a:lnTo>
+                                        <a:pt x="0" y="7"/>
+                                      </a:lnTo>
+                                      <a:lnTo>
+                                        <a:pt x="17" y="7"/>
+                                      </a:lnTo>
+                                      <a:lnTo>
+                                        <a:pt x="17229" y="7"/>
+                                      </a:lnTo>
+                                      <a:lnTo>
+                                        <a:pt x="17229" y="0"/>
+                                      </a:lnTo>
+                                      <a:moveTo>
+                                        <a:pt x="17248" y="7"/>
+                                      </a:moveTo>
+                                      <a:lnTo>
+                                        <a:pt x="17230" y="7"/>
+                                      </a:lnTo>
+                                      <a:lnTo>
+                                        <a:pt x="17230" y="1640"/>
+                                      </a:lnTo>
+                                      <a:lnTo>
+                                        <a:pt x="17230" y="1649"/>
+                                      </a:lnTo>
+                                      <a:lnTo>
+                                        <a:pt x="17248" y="1649"/>
+                                      </a:lnTo>
+                                      <a:lnTo>
+                                        <a:pt x="17248" y="1640"/>
+                                      </a:lnTo>
+                                      <a:lnTo>
+                                        <a:pt x="17248" y="7"/>
+                                      </a:lnTo>
+                                      <a:moveTo>
+                                        <a:pt x="17248" y="0"/>
+                                      </a:moveTo>
+                                      <a:lnTo>
+                                        <a:pt x="17230" y="0"/>
+                                      </a:lnTo>
+                                      <a:lnTo>
+                                        <a:pt x="17230" y="7"/>
+                                      </a:lnTo>
+                                      <a:lnTo>
+                                        <a:pt x="17248" y="7"/>
+                                      </a:lnTo>
+                                      <a:lnTo>
+                                        <a:pt x="17248" y="0"/>
+                                      </a:lnTo>
+                                      <a:close/>
+                                    </a:path>
+                                  </a:pathLst>
+                                </a:custGeom>
+                                <a:solidFill>
+                                  <a:srgbClr val="000000"/>
+                                </a:solidFill>
+                                <a:ln w="0">
+                                  <a:noFill/>
+                                </a:ln>
+                              </wps:spPr>
+                              <wps:bodyPr/>
+                            </wps:wsp>
+                          </wpg:wgp>
+                        </a:graphicData>
+                      </a:graphic>
+                    </wp:inline>
+                  </w:drawing>
+                </mc:Choice>
+                <mc:Fallback>
+                  <w:pict>
+                    <v:group id="shape_0" style="position:absolute;margin-left:0pt;margin-top:-46.8pt;width:488.85pt;height:46.7pt" coordorigin="0,-936" coordsize="9777,934">
+                      <v:shape id="shape_0" fillcolor="black" stroked="f" style="position:absolute;left:0;top:-936;width:9777;height:934;mso-wrap-style:none;v-text-anchor:middle;mso-position-vertical:top">
+                        <v:fill o:detectmouseclick="t" type="solid" color2="white"/>
+                        <v:stroke color="#3465a4" joinstyle="round" endcap="flat"/>
+                        <w10:wrap type="none"/>
+                      </v:shape>
+                    </v:group>
+                  </w:pict>
+                </mc:Fallback>
+              </mc:AlternateContent>
             </w:r>
           </w:p>
           <w:p>
@@ -8904,370 +9771,15 @@
               <w:widowControl w:val="false"/>
               <w:ind w:left="845" w:right="0" w:hanging="0"/>
               <w:rPr>
-                <w:b/>
-                <w:b/>
-                <w:bCs/>
+                <w:sz w:val="20"/>
+              </w:rPr>
+            </w:pPr>
+            <w:r>
+              <w:rPr>
                 <w:color w:val="C9211E"/>
               </w:rPr>
-            </w:pPr>
-            <w:r>
-              <w:rPr>
-                <w:b/>
-                <w:bCs/>
-                <w:color w:val="C9211E"/>
-              </w:rPr>
-              <w:t>R) Non</w:t>
-            </w:r>
-          </w:p>
-          <w:p>
-            <w:pPr>
-              <w:pStyle w:val="TableParagraph"/>
-              <w:widowControl w:val="false"/>
-              <w:spacing w:before="7" w:after="0"/>
-              <w:rPr>
-                <w:b/>
-                <w:b/>
-                <w:sz w:val="27"/>
-              </w:rPr>
-            </w:pPr>
-            <w:r>
-              <w:rPr>
-                <w:b/>
-                <w:sz w:val="27"/>
-              </w:rPr>
-            </w:r>
-          </w:p>
-          <w:p>
-            <w:pPr>
-              <w:pStyle w:val="TableParagraph"/>
-              <w:widowControl w:val="false"/>
-              <w:spacing w:before="0" w:after="92"/>
-              <w:ind w:left="858" w:right="0" w:hanging="0"/>
-              <w:rPr>
-                <w:sz w:val="22"/>
-              </w:rPr>
-            </w:pPr>
-            <w:r>
-              <w:rPr>
-                <w:sz w:val="22"/>
-              </w:rPr>
-              <w:t>Est-ce</w:t>
-            </w:r>
-            <w:r>
-              <w:rPr>
-                <w:spacing w:val="-4"/>
-                <w:sz w:val="22"/>
-              </w:rPr>
-              <w:t xml:space="preserve"> </w:t>
-            </w:r>
-            <w:r>
-              <w:rPr>
-                <w:sz w:val="22"/>
-              </w:rPr>
-              <w:t>qu’on</w:t>
-            </w:r>
-            <w:r>
-              <w:rPr>
-                <w:spacing w:val="-2"/>
-                <w:sz w:val="22"/>
-              </w:rPr>
-              <w:t xml:space="preserve"> </w:t>
-            </w:r>
-            <w:r>
-              <w:rPr>
-                <w:sz w:val="22"/>
-              </w:rPr>
-              <w:t>peut</w:t>
-            </w:r>
-            <w:r>
-              <w:rPr>
-                <w:spacing w:val="-4"/>
-                <w:sz w:val="22"/>
-              </w:rPr>
-              <w:t xml:space="preserve"> </w:t>
-            </w:r>
-            <w:r>
-              <w:rPr>
-                <w:sz w:val="22"/>
-              </w:rPr>
-              <w:t>analyser</w:t>
-            </w:r>
-            <w:r>
-              <w:rPr>
-                <w:spacing w:val="-3"/>
-                <w:sz w:val="22"/>
-              </w:rPr>
-              <w:t xml:space="preserve"> </w:t>
-            </w:r>
-            <w:r>
-              <w:rPr>
-                <w:sz w:val="22"/>
-              </w:rPr>
-              <w:t>rapidement</w:t>
-            </w:r>
-            <w:r>
-              <w:rPr>
-                <w:spacing w:val="-3"/>
-                <w:sz w:val="22"/>
-              </w:rPr>
-              <w:t xml:space="preserve"> </w:t>
-            </w:r>
-            <w:r>
-              <w:rPr>
-                <w:sz w:val="22"/>
-              </w:rPr>
-              <w:t>les</w:t>
-            </w:r>
-            <w:r>
-              <w:rPr>
-                <w:spacing w:val="-3"/>
-                <w:sz w:val="22"/>
-              </w:rPr>
-              <w:t xml:space="preserve"> </w:t>
-            </w:r>
-            <w:r>
-              <w:rPr>
-                <w:sz w:val="22"/>
-              </w:rPr>
-              <w:t>ventes</w:t>
-            </w:r>
-            <w:r>
-              <w:rPr>
-                <w:spacing w:val="-2"/>
-                <w:sz w:val="22"/>
-              </w:rPr>
-              <w:t xml:space="preserve"> </w:t>
-            </w:r>
-            <w:r>
-              <w:rPr>
-                <w:spacing w:val="-10"/>
-                <w:sz w:val="22"/>
-              </w:rPr>
-              <w:t>?</w:t>
-            </w:r>
-          </w:p>
-          <w:p>
-            <w:pPr>
-              <w:pStyle w:val="TableParagraph"/>
-              <w:widowControl w:val="false"/>
-              <w:ind w:left="776" w:right="0" w:hanging="0"/>
-              <w:rPr>
-                <w:b/>
-                <w:b/>
-                <w:bCs/>
-                <w:color w:val="C9211E"/>
-              </w:rPr>
-            </w:pPr>
-            <w:r>
-              <w:rPr>
-                <w:b/>
-                <w:bCs/>
-                <w:color w:val="C9211E"/>
-              </w:rPr>
-              <w:t>R) Non</w:t>
-            </w:r>
-          </w:p>
-          <w:p>
-            <w:pPr>
-              <w:pStyle w:val="TableParagraph"/>
-              <w:widowControl w:val="false"/>
-              <w:spacing w:before="1" w:after="0"/>
-              <w:ind w:left="858" w:right="0" w:hanging="0"/>
-              <w:rPr>
-                <w:sz w:val="22"/>
-              </w:rPr>
-            </w:pPr>
-            <w:r>
-              <w:rPr>
-                <w:sz w:val="22"/>
-              </w:rPr>
-              <w:t>Que</w:t>
-            </w:r>
-            <w:r>
-              <w:rPr>
-                <w:spacing w:val="-3"/>
-                <w:sz w:val="22"/>
-              </w:rPr>
-              <w:t xml:space="preserve"> </w:t>
-            </w:r>
-            <w:r>
-              <w:rPr>
-                <w:sz w:val="22"/>
-              </w:rPr>
-              <w:t>se</w:t>
-            </w:r>
-            <w:r>
-              <w:rPr>
-                <w:spacing w:val="-2"/>
-                <w:sz w:val="22"/>
-              </w:rPr>
-              <w:t xml:space="preserve"> </w:t>
-            </w:r>
-            <w:r>
-              <w:rPr>
-                <w:sz w:val="22"/>
-              </w:rPr>
-              <w:t>passe-t-il</w:t>
-            </w:r>
-            <w:r>
-              <w:rPr>
-                <w:spacing w:val="-3"/>
-                <w:sz w:val="22"/>
-              </w:rPr>
-              <w:t xml:space="preserve"> </w:t>
-            </w:r>
-            <w:r>
-              <w:rPr>
-                <w:sz w:val="22"/>
-              </w:rPr>
-              <w:t>si</w:t>
-            </w:r>
-            <w:r>
-              <w:rPr>
-                <w:spacing w:val="-2"/>
-                <w:sz w:val="22"/>
-              </w:rPr>
-              <w:t xml:space="preserve"> </w:t>
-            </w:r>
-            <w:r>
-              <w:rPr>
-                <w:sz w:val="22"/>
-              </w:rPr>
-              <w:t>une</w:t>
-            </w:r>
-            <w:r>
-              <w:rPr>
-                <w:spacing w:val="-3"/>
-                <w:sz w:val="22"/>
-              </w:rPr>
-              <w:t xml:space="preserve"> </w:t>
-            </w:r>
-            <w:r>
-              <w:rPr>
-                <w:sz w:val="22"/>
-              </w:rPr>
-              <w:t>adresse</w:t>
-            </w:r>
-            <w:r>
-              <w:rPr>
-                <w:spacing w:val="-3"/>
-                <w:sz w:val="22"/>
-              </w:rPr>
-              <w:t xml:space="preserve"> </w:t>
-            </w:r>
-            <w:r>
-              <w:rPr>
-                <w:sz w:val="22"/>
-              </w:rPr>
-              <w:t>email</w:t>
-            </w:r>
-            <w:r>
-              <w:rPr>
-                <w:spacing w:val="-2"/>
-                <w:sz w:val="22"/>
-              </w:rPr>
-              <w:t xml:space="preserve"> </w:t>
-            </w:r>
-            <w:r>
-              <w:rPr>
-                <w:sz w:val="22"/>
-              </w:rPr>
-              <w:t>est</w:t>
-            </w:r>
-            <w:r>
-              <w:rPr>
-                <w:spacing w:val="-2"/>
-                <w:sz w:val="22"/>
-              </w:rPr>
-              <w:t xml:space="preserve"> </w:t>
-            </w:r>
-            <w:r>
-              <w:rPr>
-                <w:sz w:val="22"/>
-              </w:rPr>
-              <w:t>mal</w:t>
-            </w:r>
-            <w:r>
-              <w:rPr>
-                <w:spacing w:val="-3"/>
-                <w:sz w:val="22"/>
-              </w:rPr>
-              <w:t xml:space="preserve"> </w:t>
-            </w:r>
-            <w:r>
-              <w:rPr>
-                <w:sz w:val="22"/>
-              </w:rPr>
-              <w:t>saisie</w:t>
-            </w:r>
-            <w:r>
-              <w:rPr>
-                <w:spacing w:val="-2"/>
-                <w:sz w:val="22"/>
-              </w:rPr>
-              <w:t xml:space="preserve"> </w:t>
-            </w:r>
-            <w:r>
-              <w:rPr>
-                <w:sz w:val="22"/>
-              </w:rPr>
-              <w:t>une</w:t>
-            </w:r>
-            <w:r>
-              <w:rPr>
-                <w:spacing w:val="-3"/>
-                <w:sz w:val="22"/>
-              </w:rPr>
-              <w:t xml:space="preserve"> </w:t>
-            </w:r>
-            <w:r>
-              <w:rPr>
-                <w:sz w:val="22"/>
-              </w:rPr>
-              <w:t>fois</w:t>
-            </w:r>
-            <w:r>
-              <w:rPr>
-                <w:spacing w:val="-1"/>
-                <w:sz w:val="22"/>
-              </w:rPr>
-              <w:t xml:space="preserve"> </w:t>
-            </w:r>
-            <w:r>
-              <w:rPr>
-                <w:spacing w:val="-10"/>
-                <w:sz w:val="22"/>
-              </w:rPr>
-              <w:t>?</w:t>
-            </w:r>
-          </w:p>
-          <w:p>
-            <w:pPr>
-              <w:pStyle w:val="TableParagraph"/>
-              <w:widowControl w:val="false"/>
-              <w:spacing w:before="9" w:after="0"/>
-              <w:rPr>
-                <w:b/>
-                <w:b/>
-                <w:sz w:val="10"/>
-              </w:rPr>
-            </w:pPr>
-            <w:r>
-              <w:rPr>
-                <w:b/>
-                <w:sz w:val="10"/>
-              </w:rPr>
-            </w:r>
-          </w:p>
-          <w:p>
-            <w:pPr>
-              <w:pStyle w:val="TableParagraph"/>
-              <w:widowControl w:val="false"/>
-              <w:ind w:left="782" w:right="0" w:hanging="0"/>
-              <w:rPr>
-                <w:sz w:val="20"/>
-              </w:rPr>
-            </w:pPr>
+              <w:t>non</w:t>
+            </w:r>
             <w:r>
               <w:rPr/>
               <mc:AlternateContent>
@@ -9276,7 +9788,7 @@
                     <wp:inline distT="0" distB="0" distL="114300" distR="114300">
                       <wp:extent cx="6210300" cy="594360"/>
                       <wp:effectExtent l="0" t="0" r="0" b="0"/>
-                      <wp:docPr id="20" name=""/>
+                      <wp:docPr id="26" name=""/>
                       <a:graphic xmlns:a="http://schemas.openxmlformats.org/drawingml/2006/main">
                         <a:graphicData uri="http://schemas.microsoft.com/office/word/2010/wordprocessingGroup">
                           <wpg:wgp>
@@ -9291,7 +9803,544 @@
                               <wps:cNvSpPr/>
                               <wps:spPr>
                                 <a:xfrm>
-                                  <a:off x="2199600" y="56968920"/>
+                                  <a:off x="2239560" y="45744120"/>
+                                  <a:ext cx="6210000" cy="594000"/>
+                                </a:xfrm>
+                                <a:custGeom>
+                                  <a:avLst/>
+                                  <a:gdLst/>
+                                  <a:ahLst/>
+                                  <a:rect l="0" t="0" r="r" b="b"/>
+                                  <a:pathLst>
+                                    <a:path w="17250" h="1650">
+                                      <a:moveTo>
+                                        <a:pt x="499" y="206"/>
+                                      </a:moveTo>
+                                      <a:lnTo>
+                                        <a:pt x="482" y="206"/>
+                                      </a:lnTo>
+                                      <a:lnTo>
+                                        <a:pt x="482" y="213"/>
+                                      </a:lnTo>
+                                      <a:lnTo>
+                                        <a:pt x="499" y="213"/>
+                                      </a:lnTo>
+                                      <a:lnTo>
+                                        <a:pt x="499" y="206"/>
+                                      </a:lnTo>
+                                      <a:moveTo>
+                                        <a:pt x="17230" y="1640"/>
+                                      </a:moveTo>
+                                      <a:lnTo>
+                                        <a:pt x="18" y="1640"/>
+                                      </a:lnTo>
+                                      <a:lnTo>
+                                        <a:pt x="18" y="7"/>
+                                      </a:lnTo>
+                                      <a:lnTo>
+                                        <a:pt x="0" y="7"/>
+                                      </a:lnTo>
+                                      <a:lnTo>
+                                        <a:pt x="0" y="1640"/>
+                                      </a:lnTo>
+                                      <a:lnTo>
+                                        <a:pt x="0" y="1649"/>
+                                      </a:lnTo>
+                                      <a:lnTo>
+                                        <a:pt x="18" y="1649"/>
+                                      </a:lnTo>
+                                      <a:lnTo>
+                                        <a:pt x="17230" y="1649"/>
+                                      </a:lnTo>
+                                      <a:lnTo>
+                                        <a:pt x="17230" y="1640"/>
+                                      </a:lnTo>
+                                      <a:moveTo>
+                                        <a:pt x="17230" y="0"/>
+                                      </a:moveTo>
+                                      <a:lnTo>
+                                        <a:pt x="18" y="0"/>
+                                      </a:lnTo>
+                                      <a:lnTo>
+                                        <a:pt x="0" y="0"/>
+                                      </a:lnTo>
+                                      <a:lnTo>
+                                        <a:pt x="0" y="7"/>
+                                      </a:lnTo>
+                                      <a:lnTo>
+                                        <a:pt x="18" y="7"/>
+                                      </a:lnTo>
+                                      <a:lnTo>
+                                        <a:pt x="17230" y="7"/>
+                                      </a:lnTo>
+                                      <a:lnTo>
+                                        <a:pt x="17230" y="0"/>
+                                      </a:lnTo>
+                                      <a:moveTo>
+                                        <a:pt x="17249" y="7"/>
+                                      </a:moveTo>
+                                      <a:lnTo>
+                                        <a:pt x="17231" y="7"/>
+                                      </a:lnTo>
+                                      <a:lnTo>
+                                        <a:pt x="17231" y="1640"/>
+                                      </a:lnTo>
+                                      <a:lnTo>
+                                        <a:pt x="17231" y="1649"/>
+                                      </a:lnTo>
+                                      <a:lnTo>
+                                        <a:pt x="17249" y="1649"/>
+                                      </a:lnTo>
+                                      <a:lnTo>
+                                        <a:pt x="17249" y="1640"/>
+                                      </a:lnTo>
+                                      <a:lnTo>
+                                        <a:pt x="17249" y="7"/>
+                                      </a:lnTo>
+                                      <a:moveTo>
+                                        <a:pt x="17249" y="0"/>
+                                      </a:moveTo>
+                                      <a:lnTo>
+                                        <a:pt x="17231" y="0"/>
+                                      </a:lnTo>
+                                      <a:lnTo>
+                                        <a:pt x="17231" y="7"/>
+                                      </a:lnTo>
+                                      <a:lnTo>
+                                        <a:pt x="17249" y="7"/>
+                                      </a:lnTo>
+                                      <a:lnTo>
+                                        <a:pt x="17249" y="0"/>
+                                      </a:lnTo>
+                                      <a:close/>
+                                    </a:path>
+                                  </a:pathLst>
+                                </a:custGeom>
+                                <a:solidFill>
+                                  <a:srgbClr val="000000"/>
+                                </a:solidFill>
+                                <a:ln w="0">
+                                  <a:noFill/>
+                                </a:ln>
+                              </wps:spPr>
+                              <wps:bodyPr/>
+                            </wps:wsp>
+                          </wpg:wgp>
+                        </a:graphicData>
+                      </a:graphic>
+                    </wp:inline>
+                  </w:drawing>
+                </mc:Choice>
+                <mc:Fallback>
+                  <w:pict>
+                    <v:group id="shape_0" style="position:absolute;margin-left:0pt;margin-top:-46.8pt;width:488.9pt;height:46.7pt" coordorigin="0,-936" coordsize="9778,934">
+                      <v:shape id="shape_0" fillcolor="black" stroked="f" style="position:absolute;left:0;top:-936;width:9778;height:934;mso-wrap-style:none;v-text-anchor:middle;mso-position-vertical:top">
+                        <v:fill o:detectmouseclick="t" type="solid" color2="white"/>
+                        <v:stroke color="#3465a4" joinstyle="round" endcap="flat"/>
+                        <w10:wrap type="none"/>
+                      </v:shape>
+                    </v:group>
+                  </w:pict>
+                </mc:Fallback>
+              </mc:AlternateContent>
+            </w:r>
+          </w:p>
+          <w:p>
+            <w:pPr>
+              <w:pStyle w:val="TableParagraph"/>
+              <w:widowControl w:val="false"/>
+              <w:spacing w:before="7" w:after="0"/>
+              <w:rPr>
+                <w:b/>
+                <w:b/>
+                <w:sz w:val="27"/>
+              </w:rPr>
+            </w:pPr>
+            <w:r>
+              <w:rPr>
+                <w:b/>
+                <w:sz w:val="27"/>
+              </w:rPr>
+            </w:r>
+          </w:p>
+          <w:p>
+            <w:pPr>
+              <w:pStyle w:val="TableParagraph"/>
+              <w:widowControl w:val="false"/>
+              <w:spacing w:before="0" w:after="92"/>
+              <w:ind w:left="858" w:right="0" w:hanging="0"/>
+              <w:rPr>
+                <w:sz w:val="22"/>
+              </w:rPr>
+            </w:pPr>
+            <w:r>
+              <w:rPr>
+                <w:sz w:val="22"/>
+              </w:rPr>
+              <w:t>Est-ce</w:t>
+            </w:r>
+            <w:r>
+              <w:rPr>
+                <w:spacing w:val="-4"/>
+                <w:sz w:val="22"/>
+              </w:rPr>
+              <w:t xml:space="preserve"> </w:t>
+            </w:r>
+            <w:r>
+              <w:rPr>
+                <w:sz w:val="22"/>
+              </w:rPr>
+              <w:t>qu’on</w:t>
+            </w:r>
+            <w:r>
+              <w:rPr>
+                <w:spacing w:val="-2"/>
+                <w:sz w:val="22"/>
+              </w:rPr>
+              <w:t xml:space="preserve"> </w:t>
+            </w:r>
+            <w:r>
+              <w:rPr>
+                <w:sz w:val="22"/>
+              </w:rPr>
+              <w:t>peut</w:t>
+            </w:r>
+            <w:r>
+              <w:rPr>
+                <w:spacing w:val="-4"/>
+                <w:sz w:val="22"/>
+              </w:rPr>
+              <w:t xml:space="preserve"> </w:t>
+            </w:r>
+            <w:r>
+              <w:rPr>
+                <w:sz w:val="22"/>
+              </w:rPr>
+              <w:t>analyser</w:t>
+            </w:r>
+            <w:r>
+              <w:rPr>
+                <w:spacing w:val="-3"/>
+                <w:sz w:val="22"/>
+              </w:rPr>
+              <w:t xml:space="preserve"> </w:t>
+            </w:r>
+            <w:r>
+              <w:rPr>
+                <w:sz w:val="22"/>
+              </w:rPr>
+              <w:t>rapidement</w:t>
+            </w:r>
+            <w:r>
+              <w:rPr>
+                <w:spacing w:val="-3"/>
+                <w:sz w:val="22"/>
+              </w:rPr>
+              <w:t xml:space="preserve"> </w:t>
+            </w:r>
+            <w:r>
+              <w:rPr>
+                <w:sz w:val="22"/>
+              </w:rPr>
+              <w:t>les</w:t>
+            </w:r>
+            <w:r>
+              <w:rPr>
+                <w:spacing w:val="-3"/>
+                <w:sz w:val="22"/>
+              </w:rPr>
+              <w:t xml:space="preserve"> </w:t>
+            </w:r>
+            <w:r>
+              <w:rPr>
+                <w:sz w:val="22"/>
+              </w:rPr>
+              <w:t>ventes</w:t>
+            </w:r>
+            <w:r>
+              <w:rPr>
+                <w:spacing w:val="-2"/>
+                <w:sz w:val="22"/>
+              </w:rPr>
+              <w:t xml:space="preserve"> </w:t>
+            </w:r>
+            <w:r>
+              <w:rPr>
+                <w:spacing w:val="-10"/>
+                <w:sz w:val="22"/>
+              </w:rPr>
+              <w:t>?</w:t>
+            </w:r>
+            <w:r>
+              <w:rPr>
+                <w:spacing w:val="-10"/>
+                <w:sz w:val="22"/>
+              </w:rPr>
+              <w:t>8962</w:t>
+            </w:r>
+          </w:p>
+          <w:p>
+            <w:pPr>
+              <w:pStyle w:val="TableParagraph"/>
+              <w:widowControl w:val="false"/>
+              <w:spacing w:before="0" w:after="92"/>
+              <w:ind w:left="858" w:right="0" w:hanging="0"/>
+              <w:rPr>
+                <w:color w:val="C9211E"/>
+              </w:rPr>
+            </w:pPr>
+            <w:r>
+              <w:rPr>
+                <w:color w:val="C9211E"/>
+              </w:rPr>
+              <w:t>Non</w:t>
+            </w:r>
+          </w:p>
+          <w:p>
+            <w:pPr>
+              <w:pStyle w:val="TableParagraph"/>
+              <w:widowControl w:val="false"/>
+              <w:spacing w:before="0" w:after="92"/>
+              <w:ind w:left="858" w:right="0" w:hanging="0"/>
+              <w:rPr>
+                <w:sz w:val="22"/>
+              </w:rPr>
+            </w:pPr>
+            <w:r>
+              <w:rPr/>
+            </w:r>
+          </w:p>
+          <w:p>
+            <w:pPr>
+              <w:pStyle w:val="TableParagraph"/>
+              <w:widowControl w:val="false"/>
+              <w:spacing w:before="1" w:after="0"/>
+              <w:ind w:left="858" w:right="0" w:hanging="0"/>
+              <w:rPr>
+                <w:sz w:val="22"/>
+              </w:rPr>
+            </w:pPr>
+            <w:r>
+              <w:rPr>
+                <w:sz w:val="22"/>
+              </w:rPr>
+              <w:t>Que</w:t>
+            </w:r>
+            <w:r>
+              <w:rPr>
+                <w:spacing w:val="-3"/>
+                <w:sz w:val="22"/>
+              </w:rPr>
+              <w:t xml:space="preserve"> </w:t>
+            </w:r>
+            <w:r>
+              <w:rPr>
+                <w:sz w:val="22"/>
+              </w:rPr>
+              <w:t>se</w:t>
+            </w:r>
+            <w:r>
+              <w:rPr>
+                <w:spacing w:val="-2"/>
+                <w:sz w:val="22"/>
+              </w:rPr>
+              <w:t xml:space="preserve"> </w:t>
+            </w:r>
+            <w:r>
+              <w:rPr>
+                <w:sz w:val="22"/>
+              </w:rPr>
+              <w:t>passe-t-il</w:t>
+            </w:r>
+            <w:r>
+              <w:rPr>
+                <w:spacing w:val="-3"/>
+                <w:sz w:val="22"/>
+              </w:rPr>
+              <w:t xml:space="preserve"> </w:t>
+            </w:r>
+            <w:r>
+              <w:rPr>
+                <w:sz w:val="22"/>
+              </w:rPr>
+              <w:t>si</w:t>
+            </w:r>
+            <w:r>
+              <w:rPr>
+                <w:spacing w:val="-2"/>
+                <w:sz w:val="22"/>
+              </w:rPr>
+              <w:t xml:space="preserve"> </w:t>
+            </w:r>
+            <w:r>
+              <w:rPr>
+                <w:sz w:val="22"/>
+              </w:rPr>
+              <w:t>une</w:t>
+            </w:r>
+            <w:r>
+              <w:rPr>
+                <w:spacing w:val="-3"/>
+                <w:sz w:val="22"/>
+              </w:rPr>
+              <w:t xml:space="preserve"> </w:t>
+            </w:r>
+            <w:r>
+              <w:rPr>
+                <w:sz w:val="22"/>
+              </w:rPr>
+              <w:t>adresse</w:t>
+            </w:r>
+            <w:r>
+              <w:rPr>
+                <w:spacing w:val="-3"/>
+                <w:sz w:val="22"/>
+              </w:rPr>
+              <w:t xml:space="preserve"> </w:t>
+            </w:r>
+            <w:r>
+              <w:rPr>
+                <w:sz w:val="22"/>
+              </w:rPr>
+              <w:t>email</w:t>
+            </w:r>
+            <w:r>
+              <w:rPr>
+                <w:spacing w:val="-2"/>
+                <w:sz w:val="22"/>
+              </w:rPr>
+              <w:t xml:space="preserve"> </w:t>
+            </w:r>
+            <w:r>
+              <w:rPr>
+                <w:sz w:val="22"/>
+              </w:rPr>
+              <w:t>est</w:t>
+            </w:r>
+            <w:r>
+              <w:rPr>
+                <w:spacing w:val="-2"/>
+                <w:sz w:val="22"/>
+              </w:rPr>
+              <w:t xml:space="preserve"> </w:t>
+            </w:r>
+            <w:r>
+              <w:rPr>
+                <w:sz w:val="22"/>
+              </w:rPr>
+              <w:t>mal</w:t>
+            </w:r>
+            <w:r>
+              <w:rPr>
+                <w:spacing w:val="-3"/>
+                <w:sz w:val="22"/>
+              </w:rPr>
+              <w:t xml:space="preserve"> </w:t>
+            </w:r>
+            <w:r>
+              <w:rPr>
+                <w:sz w:val="22"/>
+              </w:rPr>
+              <w:t>saisie</w:t>
+            </w:r>
+            <w:r>
+              <w:rPr>
+                <w:spacing w:val="-2"/>
+                <w:sz w:val="22"/>
+              </w:rPr>
+              <w:t xml:space="preserve"> </w:t>
+            </w:r>
+            <w:r>
+              <w:rPr>
+                <w:sz w:val="22"/>
+              </w:rPr>
+              <w:t>une</w:t>
+            </w:r>
+            <w:r>
+              <w:rPr>
+                <w:spacing w:val="-3"/>
+                <w:sz w:val="22"/>
+              </w:rPr>
+              <w:t xml:space="preserve"> </w:t>
+            </w:r>
+            <w:r>
+              <w:rPr>
+                <w:sz w:val="22"/>
+              </w:rPr>
+              <w:t>fois</w:t>
+            </w:r>
+            <w:r>
+              <w:rPr>
+                <w:spacing w:val="-1"/>
+                <w:sz w:val="22"/>
+              </w:rPr>
+              <w:t xml:space="preserve"> </w:t>
+            </w:r>
+            <w:r>
+              <w:rPr>
+                <w:spacing w:val="-10"/>
+                <w:sz w:val="22"/>
+              </w:rPr>
+              <w:t>?</w:t>
+            </w:r>
+          </w:p>
+          <w:p>
+            <w:pPr>
+              <w:pStyle w:val="TableParagraph"/>
+              <w:widowControl w:val="false"/>
+              <w:spacing w:before="9" w:after="0"/>
+              <w:rPr>
+                <w:b/>
+                <w:b/>
+                <w:sz w:val="10"/>
+              </w:rPr>
+            </w:pPr>
+            <w:r>
+              <w:rPr>
+                <w:b/>
+                <w:sz w:val="10"/>
+              </w:rPr>
+            </w:r>
+          </w:p>
+          <w:p>
+            <w:pPr>
+              <w:pStyle w:val="TableParagraph"/>
+              <w:widowControl w:val="false"/>
+              <w:ind w:left="782" w:right="0" w:hanging="0"/>
+              <w:rPr>
+                <w:sz w:val="20"/>
+              </w:rPr>
+            </w:pPr>
+            <w:r>
+              <w:rPr>
+                <w:color w:val="C9211E"/>
+              </w:rPr>
+              <w:t>Elle ne sera pas valide</w:t>
+            </w:r>
+            <w:r>
+              <w:rPr/>
+              <mc:AlternateContent>
+                <mc:Choice Requires="wpg">
+                  <w:drawing>
+                    <wp:inline distT="0" distB="0" distL="114300" distR="114300">
+                      <wp:extent cx="6210300" cy="594360"/>
+                      <wp:effectExtent l="0" t="0" r="0" b="0"/>
+                      <wp:docPr id="27" name=""/>
+                      <a:graphic xmlns:a="http://schemas.openxmlformats.org/drawingml/2006/main">
+                        <a:graphicData uri="http://schemas.microsoft.com/office/word/2010/wordprocessingGroup">
+                          <wpg:wgp>
+                            <wpg:cNvGrpSpPr/>
+                            <wpg:grpSpPr>
+                              <a:xfrm>
+                                <a:off x="0" y="0"/>
+                                <a:ext cx="6209640" cy="593640"/>
+                              </a:xfrm>
+                            </wpg:grpSpPr>
+                            <wps:wsp>
+                              <wps:cNvSpPr/>
+                              <wps:spPr>
+                                <a:xfrm>
+                                  <a:off x="2199600" y="47618640"/>
                                   <a:ext cx="6210000" cy="594000"/>
                                 </a:xfrm>
                                 <a:custGeom>
@@ -9698,7 +10747,7 @@
                 <wp:inline distT="0" distB="0" distL="0" distR="0">
                   <wp:extent cx="1537970" cy="514350"/>
                   <wp:effectExtent l="0" t="0" r="0" b="0"/>
-                  <wp:docPr id="22" name="Image4" descr=""/>
+                  <wp:docPr id="29" name="Image4" descr=""/>
                   <wp:cNvGraphicFramePr>
                     <a:graphicFrameLocks xmlns:a="http://schemas.openxmlformats.org/drawingml/2006/main" noChangeAspect="1"/>
                   </wp:cNvGraphicFramePr>
@@ -9706,7 +10755,7 @@
                     <a:graphicData uri="http://schemas.openxmlformats.org/drawingml/2006/picture">
                       <pic:pic xmlns:pic="http://schemas.openxmlformats.org/drawingml/2006/picture">
                         <pic:nvPicPr>
-                          <pic:cNvPr id="22" name="Image4" descr=""/>
+                          <pic:cNvPr id="29" name="Image4" descr=""/>
                           <pic:cNvPicPr>
                             <a:picLocks noChangeAspect="1" noChangeArrowheads="1"/>
                           </pic:cNvPicPr>
@@ -10106,7 +11155,7 @@
                     <wp:inline distT="0" distB="0" distL="114300" distR="114300">
                       <wp:extent cx="6209665" cy="594360"/>
                       <wp:effectExtent l="0" t="0" r="0" b="0"/>
-                      <wp:docPr id="23" name=""/>
+                      <wp:docPr id="30" name=""/>
                       <a:graphic xmlns:a="http://schemas.openxmlformats.org/drawingml/2006/main">
                         <a:graphicData uri="http://schemas.microsoft.com/office/word/2010/wordprocessingGroup">
                           <wpg:wgp>
@@ -10121,7 +11170,7 @@
                               <wps:cNvSpPr/>
                               <wps:spPr>
                                 <a:xfrm>
-                                  <a:off x="2283480" y="62669520"/>
+                                  <a:off x="2283480" y="53022600"/>
                                   <a:ext cx="6209640" cy="594000"/>
                                 </a:xfrm>
                                 <a:custGeom>
@@ -10424,7 +11473,7 @@
                     <wp:inline distT="0" distB="0" distL="114300" distR="114300">
                       <wp:extent cx="6210300" cy="594360"/>
                       <wp:effectExtent l="0" t="0" r="0" b="0"/>
-                      <wp:docPr id="24" name=""/>
+                      <wp:docPr id="31" name=""/>
                       <a:graphic xmlns:a="http://schemas.openxmlformats.org/drawingml/2006/main">
                         <a:graphicData uri="http://schemas.microsoft.com/office/word/2010/wordprocessingGroup">
                           <wpg:wgp>
@@ -10439,7 +11488,7 @@
                               <wps:cNvSpPr/>
                               <wps:spPr>
                                 <a:xfrm>
-                                  <a:off x="2299320" y="63675360"/>
+                                  <a:off x="2299320" y="54028440"/>
                                   <a:ext cx="6210000" cy="594000"/>
                                 </a:xfrm>
                                 <a:custGeom>
@@ -10763,7 +11812,7 @@
                     <wp:inline distT="0" distB="0" distL="114300" distR="114300">
                       <wp:extent cx="6209665" cy="594360"/>
                       <wp:effectExtent l="0" t="0" r="0" b="0"/>
-                      <wp:docPr id="25" name=""/>
+                      <wp:docPr id="32" name=""/>
                       <a:graphic xmlns:a="http://schemas.openxmlformats.org/drawingml/2006/main">
                         <a:graphicData uri="http://schemas.microsoft.com/office/word/2010/wordprocessingGroup">
                           <wpg:wgp>
@@ -10778,7 +11827,7 @@
                               <wps:cNvSpPr/>
                               <wps:spPr>
                                 <a:xfrm>
-                                  <a:off x="2303280" y="64598040"/>
+                                  <a:off x="2303280" y="54951120"/>
                                   <a:ext cx="6209640" cy="594000"/>
                                 </a:xfrm>
                                 <a:custGeom>
@@ -11133,7 +12182,7 @@
                     <wp:inline distT="0" distB="0" distL="114300" distR="114300">
                       <wp:extent cx="6209665" cy="594360"/>
                       <wp:effectExtent l="0" t="0" r="0" b="0"/>
-                      <wp:docPr id="26" name=""/>
+                      <wp:docPr id="33" name=""/>
                       <a:graphic xmlns:a="http://schemas.openxmlformats.org/drawingml/2006/main">
                         <a:graphicData uri="http://schemas.microsoft.com/office/word/2010/wordprocessingGroup">
                           <wpg:wgp>
@@ -11148,7 +12197,7 @@
                               <wps:cNvSpPr/>
                               <wps:spPr>
                                 <a:xfrm>
-                                  <a:off x="2263320" y="65631600"/>
+                                  <a:off x="2263320" y="55984680"/>
                                   <a:ext cx="6209640" cy="594000"/>
                                 </a:xfrm>
                                 <a:custGeom>
@@ -11860,7 +12909,7 @@
                 <wp:inline distT="0" distB="0" distL="0" distR="0">
                   <wp:extent cx="1537970" cy="514350"/>
                   <wp:effectExtent l="0" t="0" r="0" b="0"/>
-                  <wp:docPr id="28" name="Image5" descr=""/>
+                  <wp:docPr id="35" name="Image5" descr=""/>
                   <wp:cNvGraphicFramePr>
                     <a:graphicFrameLocks xmlns:a="http://schemas.openxmlformats.org/drawingml/2006/main" noChangeAspect="1"/>
                   </wp:cNvGraphicFramePr>
@@ -11868,7 +12917,7 @@
                     <a:graphicData uri="http://schemas.openxmlformats.org/drawingml/2006/picture">
                       <pic:pic xmlns:pic="http://schemas.openxmlformats.org/drawingml/2006/picture">
                         <pic:nvPicPr>
-                          <pic:cNvPr id="28" name="Image5" descr=""/>
+                          <pic:cNvPr id="35" name="Image5" descr=""/>
                           <pic:cNvPicPr>
                             <a:picLocks noChangeAspect="1" noChangeArrowheads="1"/>
                           </pic:cNvPicPr>
